--- a/template/complaints_template.docx
+++ b/template/complaints_template.docx
@@ -324,8 +324,34 @@
           <w:rFonts w:asciiTheme="majorBidi" w:hAnsiTheme="majorBidi" w:cstheme="majorBidi"/>
           <w:b/>
           <w:bCs/>
-          <w:sz w:val="28"/>
-          <w:szCs w:val="28"/>
+          <w:sz w:val="32"/>
+          <w:szCs w:val="32"/>
+          <w:rtl/>
+          <w:lang w:bidi="ar-EG"/>
+        </w:rPr>
+      </w:pPr>
+      <w:r>
+        <w:rPr>
+          <w:rFonts w:asciiTheme="majorBidi" w:hAnsiTheme="majorBidi" w:cstheme="majorBidi" w:hint="cs"/>
+          <w:b/>
+          <w:bCs/>
+          <w:sz w:val="32"/>
+          <w:szCs w:val="32"/>
+          <w:rtl/>
+          <w:lang w:bidi="ar-EG"/>
+        </w:rPr>
+        <w:t>نموذج شكوى</w:t>
+      </w:r>
+    </w:p>
+    <w:p>
+      <w:pPr>
+        <w:spacing w:before="240" w:after="0"/>
+        <w:rPr>
+          <w:rFonts w:asciiTheme="majorBidi" w:hAnsiTheme="majorBidi" w:cstheme="majorBidi"/>
+          <w:b/>
+          <w:bCs/>
+          <w:sz w:val="24"/>
+          <w:szCs w:val="24"/>
           <w:rtl/>
           <w:lang w:bidi="ar-EG"/>
         </w:rPr>
@@ -340,7 +366,75 @@
           <w:rtl/>
           <w:lang w:bidi="ar-EG"/>
         </w:rPr>
-        <w:t>نموذج شكوى</w:t>
+        <w:t>توقيت تقديم الشكوى</w:t>
+      </w:r>
+      <w:r>
+        <w:rPr>
+          <w:rFonts w:asciiTheme="majorBidi" w:hAnsiTheme="majorBidi" w:cstheme="majorBidi" w:hint="cs"/>
+          <w:b/>
+          <w:bCs/>
+          <w:sz w:val="24"/>
+          <w:szCs w:val="24"/>
+          <w:rtl/>
+          <w:lang w:bidi="ar-EG"/>
+        </w:rPr>
+        <w:t xml:space="preserve">: </w:t>
+      </w:r>
+      <w:sdt>
+        <w:sdtPr>
+          <w:rPr>
+            <w:rFonts w:asciiTheme="majorBidi" w:hAnsiTheme="majorBidi" w:cstheme="majorBidi" w:hint="cs"/>
+            <w:sz w:val="24"/>
+            <w:szCs w:val="24"/>
+            <w:rtl/>
+            <w:lang w:bidi="ar-EG"/>
+          </w:rPr>
+          <w:alias w:val="date"/>
+          <w:tag w:val="text"/>
+          <w:id w:val="548733767"/>
+          <w:placeholder>
+            <w:docPart w:val="DefaultPlaceholder_-1854013440"/>
+          </w:placeholder>
+          <w:text/>
+        </w:sdtPr>
+        <w:sdtContent>
+          <w:r>
+            <w:rPr>
+              <w:rFonts w:asciiTheme="majorBidi" w:hAnsiTheme="majorBidi" w:cstheme="majorBidi"/>
+              <w:sz w:val="24"/>
+              <w:szCs w:val="24"/>
+              <w:lang w:bidi="ar-EG"/>
+            </w:rPr>
+            <w:t>DATE</w:t>
+          </w:r>
+        </w:sdtContent>
+      </w:sdt>
+    </w:p>
+    <w:p>
+      <w:pPr>
+        <w:spacing w:before="240" w:after="0"/>
+        <w:rPr>
+          <w:rFonts w:asciiTheme="majorBidi" w:hAnsiTheme="majorBidi" w:cstheme="majorBidi"/>
+          <w:b/>
+          <w:bCs/>
+          <w:sz w:val="24"/>
+          <w:szCs w:val="24"/>
+          <w:u w:val="single"/>
+          <w:lang w:bidi="ar-EG"/>
+        </w:rPr>
+      </w:pPr>
+      <w:r>
+        <w:rPr>
+          <w:rFonts w:asciiTheme="majorBidi" w:hAnsiTheme="majorBidi" w:cstheme="majorBidi" w:hint="cs"/>
+          <w:b/>
+          <w:bCs/>
+          <w:sz w:val="28"/>
+          <w:szCs w:val="28"/>
+          <w:u w:val="single"/>
+          <w:rtl/>
+          <w:lang w:bidi="ar-EG"/>
+        </w:rPr>
+        <w:t>الموضوع:</w:t>
       </w:r>
     </w:p>
     <w:p>
@@ -408,44 +502,6 @@
         </w:p>
       </w:sdtContent>
     </w:sdt>
-    <w:sdt>
-      <w:sdtPr>
-        <w:rPr>
-          <w:rFonts w:asciiTheme="majorBidi" w:hAnsiTheme="majorBidi" w:cstheme="majorBidi"/>
-          <w:sz w:val="24"/>
-          <w:szCs w:val="24"/>
-          <w:rtl/>
-          <w:lang w:bidi="ar-EG"/>
-        </w:rPr>
-        <w:alias w:val="spacer"/>
-        <w:tag w:val="text"/>
-        <w:id w:val="875051270"/>
-        <w:placeholder>
-          <w:docPart w:val="DefaultPlaceholder_-1854013440"/>
-        </w:placeholder>
-        <w:showingPlcHdr/>
-        <w:text/>
-      </w:sdtPr>
-      <w:sdtContent>
-        <w:p>
-          <w:pPr>
-            <w:spacing w:before="240" w:after="0"/>
-            <w:rPr>
-              <w:rFonts w:asciiTheme="majorBidi" w:hAnsiTheme="majorBidi" w:cstheme="majorBidi"/>
-              <w:sz w:val="24"/>
-              <w:szCs w:val="24"/>
-              <w:lang w:bidi="ar-EG"/>
-            </w:rPr>
-          </w:pPr>
-          <w:r>
-            <w:rPr>
-              <w:rStyle w:val="PlaceholderText"/>
-            </w:rPr>
-            <w:t>Click or tap here to enter text.</w:t>
-          </w:r>
-        </w:p>
-      </w:sdtContent>
-    </w:sdt>
     <w:p>
       <w:pPr>
         <w:spacing w:before="240" w:after="0"/>
@@ -462,6 +518,19 @@
       </w:pPr>
       <w:r>
         <w:rPr>
+          <w:rFonts w:asciiTheme="majorBidi" w:hAnsiTheme="majorBidi" w:cstheme="majorBidi" w:hint="cs"/>
+          <w:b/>
+          <w:bCs/>
+          <w:sz w:val="28"/>
+          <w:szCs w:val="28"/>
+          <w:u w:val="single"/>
+          <w:rtl/>
+          <w:lang w:bidi="ar-EG"/>
+        </w:rPr>
+        <w:t>مقدم</w:t>
+      </w:r>
+      <w:r>
+        <w:rPr>
           <w:rFonts w:asciiTheme="majorBidi" w:hAnsiTheme="majorBidi" w:cstheme="majorBidi"/>
           <w:b/>
           <w:bCs/>
@@ -471,7 +540,33 @@
           <w:rtl/>
           <w:lang w:bidi="ar-EG"/>
         </w:rPr>
-        <w:t>بيانات الشاكي:</w:t>
+        <w:t xml:space="preserve"> الشك</w:t>
+      </w:r>
+      <w:r>
+        <w:rPr>
+          <w:rFonts w:asciiTheme="majorBidi" w:hAnsiTheme="majorBidi" w:cstheme="majorBidi" w:hint="cs"/>
+          <w:b/>
+          <w:bCs/>
+          <w:sz w:val="28"/>
+          <w:szCs w:val="28"/>
+          <w:u w:val="single"/>
+          <w:rtl/>
+          <w:lang w:bidi="ar-EG"/>
+        </w:rPr>
+        <w:t>وى</w:t>
+      </w:r>
+      <w:r>
+        <w:rPr>
+          <w:rFonts w:asciiTheme="majorBidi" w:hAnsiTheme="majorBidi" w:cstheme="majorBidi"/>
+          <w:b/>
+          <w:bCs/>
+          <w:sz w:val="28"/>
+          <w:szCs w:val="28"/>
+          <w:u w:val="single"/>
+          <w:rtl/>
+          <w:lang w:bidi="ar-EG"/>
+        </w:rPr>
+        <w:t>:</w:t>
       </w:r>
     </w:p>
     <w:p>
@@ -535,7 +630,7 @@
       <w:pPr>
         <w:spacing w:before="240" w:after="0"/>
         <w:rPr>
-          <w:rFonts w:asciiTheme="majorBidi" w:hAnsiTheme="majorBidi" w:cstheme="majorBidi" w:hint="cs"/>
+          <w:rFonts w:asciiTheme="majorBidi" w:hAnsiTheme="majorBidi" w:cstheme="majorBidi"/>
           <w:b/>
           <w:bCs/>
           <w:sz w:val="24"/>
@@ -821,7 +916,6 @@
           <w:rFonts w:asciiTheme="majorBidi" w:hAnsiTheme="majorBidi" w:cstheme="majorBidi"/>
           <w:sz w:val="24"/>
           <w:szCs w:val="24"/>
-          <w:rtl/>
           <w:lang w:bidi="ar-EG"/>
         </w:rPr>
       </w:pPr>
@@ -898,6 +992,153 @@
           <w:lang w:bidi="ar-EG"/>
         </w:rPr>
         <w:tab/>
+      </w:r>
+    </w:p>
+    <w:p>
+      <w:pPr>
+        <w:spacing w:before="240" w:after="0"/>
+        <w:rPr>
+          <w:rFonts w:asciiTheme="majorBidi" w:hAnsiTheme="majorBidi" w:cstheme="majorBidi"/>
+          <w:sz w:val="24"/>
+          <w:szCs w:val="24"/>
+          <w:lang w:bidi="ar-EG"/>
+        </w:rPr>
+      </w:pPr>
+    </w:p>
+    <w:p>
+      <w:pPr>
+        <w:spacing w:before="240" w:after="0"/>
+        <w:rPr>
+          <w:rFonts w:asciiTheme="majorBidi" w:hAnsiTheme="majorBidi" w:cstheme="majorBidi"/>
+          <w:sz w:val="24"/>
+          <w:szCs w:val="24"/>
+          <w:lang w:bidi="ar-EG"/>
+        </w:rPr>
+      </w:pPr>
+    </w:p>
+    <w:p>
+      <w:pPr>
+        <w:spacing w:before="240" w:after="0"/>
+        <w:rPr>
+          <w:rFonts w:asciiTheme="majorBidi" w:hAnsiTheme="majorBidi" w:cstheme="majorBidi"/>
+          <w:sz w:val="24"/>
+          <w:szCs w:val="24"/>
+          <w:lang w:bidi="ar-EG"/>
+        </w:rPr>
+      </w:pPr>
+    </w:p>
+    <w:p>
+      <w:pPr>
+        <w:spacing w:before="240" w:after="0"/>
+        <w:rPr>
+          <w:rFonts w:asciiTheme="majorBidi" w:hAnsiTheme="majorBidi" w:cstheme="majorBidi"/>
+          <w:sz w:val="24"/>
+          <w:szCs w:val="24"/>
+          <w:lang w:bidi="ar-EG"/>
+        </w:rPr>
+      </w:pPr>
+    </w:p>
+    <w:p>
+      <w:pPr>
+        <w:spacing w:before="240" w:after="0"/>
+        <w:rPr>
+          <w:rFonts w:asciiTheme="majorBidi" w:hAnsiTheme="majorBidi" w:cstheme="majorBidi"/>
+          <w:sz w:val="24"/>
+          <w:szCs w:val="24"/>
+          <w:lang w:bidi="ar-EG"/>
+        </w:rPr>
+      </w:pPr>
+    </w:p>
+    <w:p>
+      <w:pPr>
+        <w:spacing w:before="240" w:after="0"/>
+        <w:rPr>
+          <w:rFonts w:asciiTheme="majorBidi" w:hAnsiTheme="majorBidi" w:cstheme="majorBidi"/>
+          <w:sz w:val="24"/>
+          <w:szCs w:val="24"/>
+          <w:lang w:bidi="ar-EG"/>
+        </w:rPr>
+      </w:pPr>
+    </w:p>
+    <w:p>
+      <w:pPr>
+        <w:spacing w:before="240" w:after="0"/>
+        <w:rPr>
+          <w:rFonts w:asciiTheme="majorBidi" w:hAnsiTheme="majorBidi" w:cstheme="majorBidi"/>
+          <w:sz w:val="24"/>
+          <w:szCs w:val="24"/>
+          <w:lang w:bidi="ar-EG"/>
+        </w:rPr>
+      </w:pPr>
+    </w:p>
+    <w:p>
+      <w:pPr>
+        <w:spacing w:before="240" w:after="0"/>
+        <w:rPr>
+          <w:rFonts w:asciiTheme="majorBidi" w:hAnsiTheme="majorBidi" w:cstheme="majorBidi"/>
+          <w:sz w:val="24"/>
+          <w:szCs w:val="24"/>
+          <w:lang w:bidi="ar-EG"/>
+        </w:rPr>
+      </w:pPr>
+    </w:p>
+    <w:p>
+      <w:pPr>
+        <w:spacing w:before="240" w:after="0"/>
+        <w:rPr>
+          <w:rFonts w:asciiTheme="majorBidi" w:hAnsiTheme="majorBidi" w:cstheme="majorBidi"/>
+          <w:sz w:val="24"/>
+          <w:szCs w:val="24"/>
+          <w:lang w:bidi="ar-EG"/>
+        </w:rPr>
+      </w:pPr>
+    </w:p>
+    <w:p>
+      <w:pPr>
+        <w:spacing w:before="240" w:after="0"/>
+        <w:rPr>
+          <w:rFonts w:asciiTheme="majorBidi" w:hAnsiTheme="majorBidi" w:cstheme="majorBidi"/>
+          <w:sz w:val="24"/>
+          <w:szCs w:val="24"/>
+          <w:lang w:bidi="ar-EG"/>
+        </w:rPr>
+      </w:pPr>
+    </w:p>
+    <w:p>
+      <w:pPr>
+        <w:spacing w:before="240" w:after="0"/>
+        <w:jc w:val="center"/>
+        <w:rPr>
+          <w:rFonts w:asciiTheme="majorBidi" w:hAnsiTheme="majorBidi" w:cstheme="majorBidi" w:hint="cs"/>
+          <w:sz w:val="32"/>
+          <w:szCs w:val="32"/>
+          <w:rtl/>
+          <w:lang w:bidi="ar-EG"/>
+        </w:rPr>
+      </w:pPr>
+      <w:r>
+        <w:rPr>
+          <w:rFonts w:asciiTheme="majorBidi" w:hAnsiTheme="majorBidi" w:cstheme="majorBidi" w:hint="cs"/>
+          <w:sz w:val="32"/>
+          <w:szCs w:val="32"/>
+          <w:rtl/>
+          <w:lang w:bidi="ar-EG"/>
+        </w:rPr>
+        <w:lastRenderedPageBreak/>
+        <w:t>ا</w:t>
+      </w:r>
+      <w:r>
+        <w:rPr>
+          <w:rFonts w:asciiTheme="majorBidi" w:hAnsiTheme="majorBidi" w:cstheme="majorBidi" w:hint="cs"/>
+          <w:b/>
+          <w:bCs/>
+          <w:sz w:val="32"/>
+          <w:szCs w:val="32"/>
+          <w:u w:val="single"/>
+          <w:rtl/>
+          <w:lang w:bidi="ar-EG"/>
+        </w:rPr>
+        <w:t>لمرفقات</w:t>
       </w:r>
     </w:p>
     <w:sectPr>
@@ -4976,6 +5217,7 @@
     <w:rsid w:val="004F7E1C"/>
     <w:rsid w:val="00514522"/>
     <w:rsid w:val="00536C93"/>
+    <w:rsid w:val="0055536F"/>
     <w:rsid w:val="00575565"/>
     <w:rsid w:val="005A2022"/>
     <w:rsid w:val="005D0A25"/>
@@ -4987,6 +5229,8 @@
     <w:rsid w:val="007654C1"/>
     <w:rsid w:val="007A48E1"/>
     <w:rsid w:val="007D035E"/>
+    <w:rsid w:val="00852410"/>
+    <w:rsid w:val="00857FC1"/>
     <w:rsid w:val="0086449D"/>
     <w:rsid w:val="008C5A6E"/>
     <w:rsid w:val="00917FEF"/>
@@ -4997,6 +5241,7 @@
     <w:rsid w:val="00AE74C1"/>
     <w:rsid w:val="00B91033"/>
     <w:rsid w:val="00BC286F"/>
+    <w:rsid w:val="00BE455B"/>
     <w:rsid w:val="00BF3B5A"/>
     <w:rsid w:val="00C369D2"/>
     <w:rsid w:val="00C400CB"/>
@@ -5006,6 +5251,7 @@
     <w:rsid w:val="00D02884"/>
     <w:rsid w:val="00D51DBE"/>
     <w:rsid w:val="00D94847"/>
+    <w:rsid w:val="00DE4B03"/>
     <w:rsid w:val="00DF5026"/>
     <w:rsid w:val="00E0416F"/>
     <w:rsid w:val="00E453B8"/>
@@ -5477,14 +5723,6 @@
       <w:color w:val="808080"/>
     </w:rPr>
   </w:style>
-  <w:style w:type="paragraph" w:customStyle="1" w:styleId="454A10E695494206AEC053EE4F608968">
-    <w:name w:val="454A10E695494206AEC053EE4F608968"/>
-    <w:rsid w:val="00F07D9D"/>
-  </w:style>
-  <w:style w:type="paragraph" w:customStyle="1" w:styleId="CF2D6AD2B5B84385A7DB8EDC7D18C313">
-    <w:name w:val="CF2D6AD2B5B84385A7DB8EDC7D18C313"/>
-    <w:rsid w:val="00F07D9D"/>
-  </w:style>
   <w:style w:type="paragraph" w:customStyle="1" w:styleId="1D462089288F424A8D4FF26DC553EA42">
     <w:name w:val="1D462089288F424A8D4FF26DC553EA42"/>
     <w:rsid w:val="00F07D9D"/>

--- a/template/complaints_template.docx
+++ b/template/complaints_template.docx
@@ -527,6 +527,19 @@
           <w:rtl/>
           <w:lang w:bidi="ar-EG"/>
         </w:rPr>
+        <w:t xml:space="preserve">بيانات </w:t>
+      </w:r>
+      <w:r>
+        <w:rPr>
+          <w:rFonts w:asciiTheme="majorBidi" w:hAnsiTheme="majorBidi" w:cstheme="majorBidi" w:hint="cs"/>
+          <w:b/>
+          <w:bCs/>
+          <w:sz w:val="28"/>
+          <w:szCs w:val="28"/>
+          <w:u w:val="single"/>
+          <w:rtl/>
+          <w:lang w:bidi="ar-EG"/>
+        </w:rPr>
         <w:t>مقدم</w:t>
       </w:r>
       <w:r>
@@ -1041,6 +1054,7 @@
     <w:p>
       <w:pPr>
         <w:spacing w:before="240" w:after="0"/>
+        <w:jc w:val="right"/>
         <w:rPr>
           <w:rFonts w:asciiTheme="majorBidi" w:hAnsiTheme="majorBidi" w:cstheme="majorBidi"/>
           <w:sz w:val="24"/>
@@ -1059,6 +1073,560 @@
           <w:lang w:bidi="ar-EG"/>
         </w:rPr>
       </w:pPr>
+      <w:r>
+        <w:rPr>
+          <w:rFonts w:asciiTheme="majorBidi" w:hAnsiTheme="majorBidi" w:cstheme="majorBidi"/>
+          <w:noProof/>
+          <w:sz w:val="24"/>
+          <w:szCs w:val="24"/>
+          <w:lang w:bidi="ar-EG"/>
+        </w:rPr>
+        <mc:AlternateContent>
+          <mc:Choice Requires="wps">
+            <w:drawing>
+              <wp:anchor distT="45720" distB="45720" distL="114300" distR="114300" simplePos="0" relativeHeight="251659264" behindDoc="0" locked="0" layoutInCell="1" allowOverlap="1" wp14:anchorId="518920C9" wp14:editId="774E9C69">
+                <wp:simplePos x="0" y="0"/>
+                <wp:positionH relativeFrom="margin">
+                  <wp:align>left</wp:align>
+                </wp:positionH>
+                <wp:positionV relativeFrom="paragraph">
+                  <wp:posOffset>148362</wp:posOffset>
+                </wp:positionV>
+                <wp:extent cx="2360930" cy="1404620"/>
+                <wp:effectExtent l="0" t="0" r="0" b="0"/>
+                <wp:wrapSquare wrapText="bothSides"/>
+                <wp:docPr id="217" name="Text Box 2"/>
+                <wp:cNvGraphicFramePr>
+                  <a:graphicFrameLocks xmlns:a="http://schemas.openxmlformats.org/drawingml/2006/main"/>
+                </wp:cNvGraphicFramePr>
+                <a:graphic xmlns:a="http://schemas.openxmlformats.org/drawingml/2006/main">
+                  <a:graphicData uri="http://schemas.microsoft.com/office/word/2010/wordprocessingShape">
+                    <wps:wsp>
+                      <wps:cNvSpPr txBox="1">
+                        <a:spLocks noChangeArrowheads="1"/>
+                      </wps:cNvSpPr>
+                      <wps:spPr bwMode="auto">
+                        <a:xfrm>
+                          <a:off x="0" y="0"/>
+                          <a:ext cx="2360930" cy="1404620"/>
+                        </a:xfrm>
+                        <a:prstGeom prst="rect">
+                          <a:avLst/>
+                        </a:prstGeom>
+                        <a:noFill/>
+                        <a:ln w="9525">
+                          <a:noFill/>
+                          <a:miter lim="800000"/>
+                          <a:headEnd/>
+                          <a:tailEnd/>
+                        </a:ln>
+                      </wps:spPr>
+                      <wps:txbx>
+                        <w:txbxContent>
+                          <w:p>
+                            <w:pPr>
+                              <w:spacing w:before="240" w:after="0"/>
+                              <w:rPr>
+                                <w:rFonts w:asciiTheme="majorBidi" w:hAnsiTheme="majorBidi" w:cstheme="majorBidi"/>
+                                <w:b/>
+                                <w:bCs/>
+                                <w:sz w:val="28"/>
+                                <w:szCs w:val="28"/>
+                                <w:u w:val="single"/>
+                                <w:rtl/>
+                                <w:lang w:bidi="ar-EG"/>
+                              </w:rPr>
+                            </w:pPr>
+                            <w:r>
+                              <w:rPr>
+                                <w:rFonts w:asciiTheme="majorBidi" w:hAnsiTheme="majorBidi" w:cstheme="majorBidi" w:hint="cs"/>
+                                <w:b/>
+                                <w:bCs/>
+                                <w:sz w:val="28"/>
+                                <w:szCs w:val="28"/>
+                                <w:u w:val="single"/>
+                                <w:rtl/>
+                                <w:lang w:bidi="ar-EG"/>
+                              </w:rPr>
+                              <w:t>بيانات مستلم</w:t>
+                            </w:r>
+                            <w:r>
+                              <w:rPr>
+                                <w:rFonts w:asciiTheme="majorBidi" w:hAnsiTheme="majorBidi" w:cstheme="majorBidi"/>
+                                <w:b/>
+                                <w:bCs/>
+                                <w:sz w:val="28"/>
+                                <w:szCs w:val="28"/>
+                                <w:u w:val="single"/>
+                                <w:rtl/>
+                                <w:lang w:bidi="ar-EG"/>
+                              </w:rPr>
+                              <w:t xml:space="preserve"> الشك</w:t>
+                            </w:r>
+                            <w:r>
+                              <w:rPr>
+                                <w:rFonts w:asciiTheme="majorBidi" w:hAnsiTheme="majorBidi" w:cstheme="majorBidi" w:hint="cs"/>
+                                <w:b/>
+                                <w:bCs/>
+                                <w:sz w:val="28"/>
+                                <w:szCs w:val="28"/>
+                                <w:u w:val="single"/>
+                                <w:rtl/>
+                                <w:lang w:bidi="ar-EG"/>
+                              </w:rPr>
+                              <w:t>وى</w:t>
+                            </w:r>
+                          </w:p>
+                          <w:p>
+                            <w:pPr>
+                              <w:spacing w:before="240" w:after="0"/>
+                              <w:rPr>
+                                <w:rFonts w:asciiTheme="majorBidi" w:hAnsiTheme="majorBidi" w:cstheme="majorBidi"/>
+                                <w:b/>
+                                <w:bCs/>
+                                <w:sz w:val="24"/>
+                                <w:szCs w:val="24"/>
+                                <w:lang w:bidi="ar-EG"/>
+                              </w:rPr>
+                            </w:pPr>
+                            <w:r>
+                              <w:rPr>
+                                <w:rFonts w:asciiTheme="majorBidi" w:hAnsiTheme="majorBidi" w:cstheme="majorBidi"/>
+                                <w:sz w:val="24"/>
+                                <w:szCs w:val="24"/>
+                                <w:rtl/>
+                                <w:lang w:bidi="ar-EG"/>
+                              </w:rPr>
+                              <w:t xml:space="preserve">الاسم: </w:t>
+                            </w:r>
+                            <w:sdt>
+                              <w:sdtPr>
+                                <w:rPr>
+                                  <w:rFonts w:asciiTheme="majorBidi" w:hAnsiTheme="majorBidi" w:cstheme="majorBidi"/>
+                                  <w:b/>
+                                  <w:bCs/>
+                                  <w:sz w:val="24"/>
+                                  <w:szCs w:val="24"/>
+                                  <w:rtl/>
+                                  <w:lang w:bidi="ar-EG"/>
+                                </w:rPr>
+                                <w:alias w:val="username"/>
+                                <w:tag w:val="text"/>
+                                <w:id w:val="-1499108769"/>
+                                <w:placeholder>
+                                  <w:docPart w:val="01B8053722134568AC3B9A6CBF5C8051"/>
+                                </w:placeholder>
+                                <w15:color w:val="000000"/>
+                                <w:text/>
+                              </w:sdtPr>
+                              <w:sdtContent>
+                                <w:r>
+                                  <w:rPr>
+                                    <w:rFonts w:asciiTheme="majorBidi" w:hAnsiTheme="majorBidi" w:cstheme="majorBidi"/>
+                                    <w:b/>
+                                    <w:bCs/>
+                                    <w:sz w:val="24"/>
+                                    <w:szCs w:val="24"/>
+                                    <w:lang w:bidi="ar-EG"/>
+                                  </w:rPr>
+                                  <w:t>NAME</w:t>
+                                </w:r>
+                              </w:sdtContent>
+                            </w:sdt>
+                          </w:p>
+                          <w:p>
+                            <w:pPr>
+                              <w:spacing w:before="240" w:after="0"/>
+                              <w:rPr>
+                                <w:rFonts w:asciiTheme="majorBidi" w:hAnsiTheme="majorBidi" w:cstheme="majorBidi"/>
+                                <w:b/>
+                                <w:bCs/>
+                                <w:sz w:val="24"/>
+                                <w:szCs w:val="24"/>
+                                <w:rtl/>
+                                <w:lang w:bidi="ar-EG"/>
+                              </w:rPr>
+                            </w:pPr>
+                            <w:r>
+                              <w:rPr>
+                                <w:rFonts w:asciiTheme="majorBidi" w:hAnsiTheme="majorBidi" w:cstheme="majorBidi" w:hint="cs"/>
+                                <w:sz w:val="24"/>
+                                <w:szCs w:val="24"/>
+                                <w:rtl/>
+                                <w:lang w:bidi="ar-EG"/>
+                              </w:rPr>
+                              <w:t>الرقم القومي</w:t>
+                            </w:r>
+                            <w:r>
+                              <w:rPr>
+                                <w:rFonts w:asciiTheme="majorBidi" w:hAnsiTheme="majorBidi" w:cstheme="majorBidi" w:hint="cs"/>
+                                <w:sz w:val="24"/>
+                                <w:szCs w:val="24"/>
+                                <w:rtl/>
+                                <w:lang w:bidi="ar-EG"/>
+                              </w:rPr>
+                              <w:t xml:space="preserve">: </w:t>
+                            </w:r>
+                            <w:sdt>
+                              <w:sdtPr>
+                                <w:rPr>
+                                  <w:rFonts w:asciiTheme="majorBidi" w:hAnsiTheme="majorBidi" w:cstheme="majorBidi" w:hint="cs"/>
+                                  <w:b/>
+                                  <w:bCs/>
+                                  <w:sz w:val="24"/>
+                                  <w:szCs w:val="24"/>
+                                  <w:rtl/>
+                                  <w:lang w:bidi="ar-EG"/>
+                                </w:rPr>
+                                <w:alias w:val="user_nationalId"/>
+                                <w:tag w:val="text"/>
+                                <w:id w:val="104402682"/>
+                                <w:placeholder>
+                                  <w:docPart w:val="01B8053722134568AC3B9A6CBF5C8051"/>
+                                </w:placeholder>
+                                <w15:color w:val="000000"/>
+                                <w:text/>
+                              </w:sdtPr>
+                              <w:sdtContent>
+                                <w:r>
+                                  <w:rPr>
+                                    <w:rFonts w:asciiTheme="majorBidi" w:hAnsiTheme="majorBidi" w:cstheme="majorBidi"/>
+                                    <w:b/>
+                                    <w:bCs/>
+                                    <w:sz w:val="24"/>
+                                    <w:szCs w:val="24"/>
+                                    <w:lang w:bidi="ar-EG"/>
+                                  </w:rPr>
+                                  <w:t>NATIONALID</w:t>
+                                </w:r>
+                              </w:sdtContent>
+                            </w:sdt>
+                          </w:p>
+                          <w:p>
+                            <w:pPr>
+                              <w:spacing w:before="240" w:after="0"/>
+                              <w:rPr>
+                                <w:rFonts w:asciiTheme="majorBidi" w:hAnsiTheme="majorBidi" w:cstheme="majorBidi"/>
+                                <w:sz w:val="24"/>
+                                <w:szCs w:val="24"/>
+                                <w:lang w:bidi="ar-EG"/>
+                              </w:rPr>
+                            </w:pPr>
+                            <w:r>
+                              <w:rPr>
+                                <w:rFonts w:asciiTheme="majorBidi" w:hAnsiTheme="majorBidi" w:cstheme="majorBidi"/>
+                                <w:sz w:val="24"/>
+                                <w:szCs w:val="24"/>
+                                <w:rtl/>
+                                <w:lang w:bidi="ar-EG"/>
+                              </w:rPr>
+                              <w:t xml:space="preserve">رقم الهاتف: </w:t>
+                            </w:r>
+                            <w:sdt>
+                              <w:sdtPr>
+                                <w:rPr>
+                                  <w:rFonts w:asciiTheme="majorBidi" w:hAnsiTheme="majorBidi" w:cstheme="majorBidi"/>
+                                  <w:b/>
+                                  <w:bCs/>
+                                  <w:sz w:val="24"/>
+                                  <w:szCs w:val="24"/>
+                                  <w:rtl/>
+                                  <w:lang w:bidi="ar-EG"/>
+                                </w:rPr>
+                                <w:alias w:val="user_phone"/>
+                                <w:tag w:val="text"/>
+                                <w:id w:val="-869294125"/>
+                                <w:placeholder>
+                                  <w:docPart w:val="154DBF0B8BCE4AD2B8282BFB2F773B39"/>
+                                </w:placeholder>
+                                <w15:color w:val="000000"/>
+                                <w:text/>
+                              </w:sdtPr>
+                              <w:sdtContent>
+                                <w:r>
+                                  <w:rPr>
+                                    <w:rFonts w:asciiTheme="majorBidi" w:hAnsiTheme="majorBidi" w:cstheme="majorBidi"/>
+                                    <w:b/>
+                                    <w:bCs/>
+                                    <w:sz w:val="24"/>
+                                    <w:szCs w:val="24"/>
+                                    <w:lang w:bidi="ar-EG"/>
+                                  </w:rPr>
+                                  <w:t>PHONE NUMBER</w:t>
+                                </w:r>
+                              </w:sdtContent>
+                            </w:sdt>
+                          </w:p>
+                          <w:p/>
+                        </w:txbxContent>
+                      </wps:txbx>
+                      <wps:bodyPr rot="0" vert="horz" wrap="square" lIns="91440" tIns="45720" rIns="91440" bIns="45720" anchor="t" anchorCtr="0">
+                        <a:spAutoFit/>
+                      </wps:bodyPr>
+                    </wps:wsp>
+                  </a:graphicData>
+                </a:graphic>
+                <wp14:sizeRelH relativeFrom="margin">
+                  <wp14:pctWidth>40000</wp14:pctWidth>
+                </wp14:sizeRelH>
+                <wp14:sizeRelV relativeFrom="margin">
+                  <wp14:pctHeight>20000</wp14:pctHeight>
+                </wp14:sizeRelV>
+              </wp:anchor>
+            </w:drawing>
+          </mc:Choice>
+          <mc:Fallback>
+            <w:pict>
+              <v:shapetype w14:anchorId="518920C9" id="_x0000_t202" coordsize="21600,21600" o:spt="202" path="m,l,21600r21600,l21600,xe">
+                <v:stroke joinstyle="miter"/>
+                <v:path gradientshapeok="t" o:connecttype="rect"/>
+              </v:shapetype>
+              <v:shape id="Text Box 2" o:spid="_x0000_s1026" type="#_x0000_t202" style="position:absolute;left:0;text-align:left;margin-left:0;margin-top:11.7pt;width:185.9pt;height:110.6pt;z-index:251659264;visibility:visible;mso-wrap-style:square;mso-width-percent:400;mso-height-percent:200;mso-wrap-distance-left:9pt;mso-wrap-distance-top:3.6pt;mso-wrap-distance-right:9pt;mso-wrap-distance-bottom:3.6pt;mso-position-horizontal:left;mso-position-horizontal-relative:margin;mso-position-vertical:absolute;mso-position-vertical-relative:text;mso-width-percent:400;mso-height-percent:200;mso-width-relative:margin;mso-height-relative:margin;v-text-anchor:top" o:gfxdata="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" filled="f" stroked="f">
+                <v:textbox style="mso-fit-shape-to-text:t">
+                  <w:txbxContent>
+                    <w:p>
+                      <w:pPr>
+                        <w:spacing w:before="240" w:after="0"/>
+                        <w:rPr>
+                          <w:rFonts w:asciiTheme="majorBidi" w:hAnsiTheme="majorBidi" w:cstheme="majorBidi"/>
+                          <w:b/>
+                          <w:bCs/>
+                          <w:sz w:val="28"/>
+                          <w:szCs w:val="28"/>
+                          <w:u w:val="single"/>
+                          <w:rtl/>
+                          <w:lang w:bidi="ar-EG"/>
+                        </w:rPr>
+                      </w:pPr>
+                      <w:r>
+                        <w:rPr>
+                          <w:rFonts w:asciiTheme="majorBidi" w:hAnsiTheme="majorBidi" w:cstheme="majorBidi" w:hint="cs"/>
+                          <w:b/>
+                          <w:bCs/>
+                          <w:sz w:val="28"/>
+                          <w:szCs w:val="28"/>
+                          <w:u w:val="single"/>
+                          <w:rtl/>
+                          <w:lang w:bidi="ar-EG"/>
+                        </w:rPr>
+                        <w:t>بيانات مستلم</w:t>
+                      </w:r>
+                      <w:r>
+                        <w:rPr>
+                          <w:rFonts w:asciiTheme="majorBidi" w:hAnsiTheme="majorBidi" w:cstheme="majorBidi"/>
+                          <w:b/>
+                          <w:bCs/>
+                          <w:sz w:val="28"/>
+                          <w:szCs w:val="28"/>
+                          <w:u w:val="single"/>
+                          <w:rtl/>
+                          <w:lang w:bidi="ar-EG"/>
+                        </w:rPr>
+                        <w:t xml:space="preserve"> الشك</w:t>
+                      </w:r>
+                      <w:r>
+                        <w:rPr>
+                          <w:rFonts w:asciiTheme="majorBidi" w:hAnsiTheme="majorBidi" w:cstheme="majorBidi" w:hint="cs"/>
+                          <w:b/>
+                          <w:bCs/>
+                          <w:sz w:val="28"/>
+                          <w:szCs w:val="28"/>
+                          <w:u w:val="single"/>
+                          <w:rtl/>
+                          <w:lang w:bidi="ar-EG"/>
+                        </w:rPr>
+                        <w:t>وى</w:t>
+                      </w:r>
+                    </w:p>
+                    <w:p>
+                      <w:pPr>
+                        <w:spacing w:before="240" w:after="0"/>
+                        <w:rPr>
+                          <w:rFonts w:asciiTheme="majorBidi" w:hAnsiTheme="majorBidi" w:cstheme="majorBidi"/>
+                          <w:b/>
+                          <w:bCs/>
+                          <w:sz w:val="24"/>
+                          <w:szCs w:val="24"/>
+                          <w:lang w:bidi="ar-EG"/>
+                        </w:rPr>
+                      </w:pPr>
+                      <w:r>
+                        <w:rPr>
+                          <w:rFonts w:asciiTheme="majorBidi" w:hAnsiTheme="majorBidi" w:cstheme="majorBidi"/>
+                          <w:sz w:val="24"/>
+                          <w:szCs w:val="24"/>
+                          <w:rtl/>
+                          <w:lang w:bidi="ar-EG"/>
+                        </w:rPr>
+                        <w:t xml:space="preserve">الاسم: </w:t>
+                      </w:r>
+                      <w:sdt>
+                        <w:sdtPr>
+                          <w:rPr>
+                            <w:rFonts w:asciiTheme="majorBidi" w:hAnsiTheme="majorBidi" w:cstheme="majorBidi"/>
+                            <w:b/>
+                            <w:bCs/>
+                            <w:sz w:val="24"/>
+                            <w:szCs w:val="24"/>
+                            <w:rtl/>
+                            <w:lang w:bidi="ar-EG"/>
+                          </w:rPr>
+                          <w:alias w:val="username"/>
+                          <w:tag w:val="text"/>
+                          <w:id w:val="-1499108769"/>
+                          <w:placeholder>
+                            <w:docPart w:val="01B8053722134568AC3B9A6CBF5C8051"/>
+                          </w:placeholder>
+                          <w15:color w:val="000000"/>
+                          <w:text/>
+                        </w:sdtPr>
+                        <w:sdtContent>
+                          <w:r>
+                            <w:rPr>
+                              <w:rFonts w:asciiTheme="majorBidi" w:hAnsiTheme="majorBidi" w:cstheme="majorBidi"/>
+                              <w:b/>
+                              <w:bCs/>
+                              <w:sz w:val="24"/>
+                              <w:szCs w:val="24"/>
+                              <w:lang w:bidi="ar-EG"/>
+                            </w:rPr>
+                            <w:t>NAME</w:t>
+                          </w:r>
+                        </w:sdtContent>
+                      </w:sdt>
+                    </w:p>
+                    <w:p>
+                      <w:pPr>
+                        <w:spacing w:before="240" w:after="0"/>
+                        <w:rPr>
+                          <w:rFonts w:asciiTheme="majorBidi" w:hAnsiTheme="majorBidi" w:cstheme="majorBidi"/>
+                          <w:b/>
+                          <w:bCs/>
+                          <w:sz w:val="24"/>
+                          <w:szCs w:val="24"/>
+                          <w:rtl/>
+                          <w:lang w:bidi="ar-EG"/>
+                        </w:rPr>
+                      </w:pPr>
+                      <w:r>
+                        <w:rPr>
+                          <w:rFonts w:asciiTheme="majorBidi" w:hAnsiTheme="majorBidi" w:cstheme="majorBidi" w:hint="cs"/>
+                          <w:sz w:val="24"/>
+                          <w:szCs w:val="24"/>
+                          <w:rtl/>
+                          <w:lang w:bidi="ar-EG"/>
+                        </w:rPr>
+                        <w:t>الرقم القومي</w:t>
+                      </w:r>
+                      <w:r>
+                        <w:rPr>
+                          <w:rFonts w:asciiTheme="majorBidi" w:hAnsiTheme="majorBidi" w:cstheme="majorBidi" w:hint="cs"/>
+                          <w:sz w:val="24"/>
+                          <w:szCs w:val="24"/>
+                          <w:rtl/>
+                          <w:lang w:bidi="ar-EG"/>
+                        </w:rPr>
+                        <w:t xml:space="preserve">: </w:t>
+                      </w:r>
+                      <w:sdt>
+                        <w:sdtPr>
+                          <w:rPr>
+                            <w:rFonts w:asciiTheme="majorBidi" w:hAnsiTheme="majorBidi" w:cstheme="majorBidi" w:hint="cs"/>
+                            <w:b/>
+                            <w:bCs/>
+                            <w:sz w:val="24"/>
+                            <w:szCs w:val="24"/>
+                            <w:rtl/>
+                            <w:lang w:bidi="ar-EG"/>
+                          </w:rPr>
+                          <w:alias w:val="user_nationalId"/>
+                          <w:tag w:val="text"/>
+                          <w:id w:val="104402682"/>
+                          <w:placeholder>
+                            <w:docPart w:val="01B8053722134568AC3B9A6CBF5C8051"/>
+                          </w:placeholder>
+                          <w15:color w:val="000000"/>
+                          <w:text/>
+                        </w:sdtPr>
+                        <w:sdtContent>
+                          <w:r>
+                            <w:rPr>
+                              <w:rFonts w:asciiTheme="majorBidi" w:hAnsiTheme="majorBidi" w:cstheme="majorBidi"/>
+                              <w:b/>
+                              <w:bCs/>
+                              <w:sz w:val="24"/>
+                              <w:szCs w:val="24"/>
+                              <w:lang w:bidi="ar-EG"/>
+                            </w:rPr>
+                            <w:t>NATIONALID</w:t>
+                          </w:r>
+                        </w:sdtContent>
+                      </w:sdt>
+                    </w:p>
+                    <w:p>
+                      <w:pPr>
+                        <w:spacing w:before="240" w:after="0"/>
+                        <w:rPr>
+                          <w:rFonts w:asciiTheme="majorBidi" w:hAnsiTheme="majorBidi" w:cstheme="majorBidi"/>
+                          <w:sz w:val="24"/>
+                          <w:szCs w:val="24"/>
+                          <w:lang w:bidi="ar-EG"/>
+                        </w:rPr>
+                      </w:pPr>
+                      <w:r>
+                        <w:rPr>
+                          <w:rFonts w:asciiTheme="majorBidi" w:hAnsiTheme="majorBidi" w:cstheme="majorBidi"/>
+                          <w:sz w:val="24"/>
+                          <w:szCs w:val="24"/>
+                          <w:rtl/>
+                          <w:lang w:bidi="ar-EG"/>
+                        </w:rPr>
+                        <w:t xml:space="preserve">رقم الهاتف: </w:t>
+                      </w:r>
+                      <w:sdt>
+                        <w:sdtPr>
+                          <w:rPr>
+                            <w:rFonts w:asciiTheme="majorBidi" w:hAnsiTheme="majorBidi" w:cstheme="majorBidi"/>
+                            <w:b/>
+                            <w:bCs/>
+                            <w:sz w:val="24"/>
+                            <w:szCs w:val="24"/>
+                            <w:rtl/>
+                            <w:lang w:bidi="ar-EG"/>
+                          </w:rPr>
+                          <w:alias w:val="user_phone"/>
+                          <w:tag w:val="text"/>
+                          <w:id w:val="-869294125"/>
+                          <w:placeholder>
+                            <w:docPart w:val="154DBF0B8BCE4AD2B8282BFB2F773B39"/>
+                          </w:placeholder>
+                          <w15:color w:val="000000"/>
+                          <w:text/>
+                        </w:sdtPr>
+                        <w:sdtContent>
+                          <w:r>
+                            <w:rPr>
+                              <w:rFonts w:asciiTheme="majorBidi" w:hAnsiTheme="majorBidi" w:cstheme="majorBidi"/>
+                              <w:b/>
+                              <w:bCs/>
+                              <w:sz w:val="24"/>
+                              <w:szCs w:val="24"/>
+                              <w:lang w:bidi="ar-EG"/>
+                            </w:rPr>
+                            <w:t>PHONE NUMBER</w:t>
+                          </w:r>
+                        </w:sdtContent>
+                      </w:sdt>
+                    </w:p>
+                    <w:p/>
+                  </w:txbxContent>
+                </v:textbox>
+                <w10:wrap type="square" anchorx="margin"/>
+              </v:shape>
+            </w:pict>
+          </mc:Fallback>
+        </mc:AlternateContent>
+      </w:r>
     </w:p>
     <w:p>
       <w:pPr>
@@ -1109,10 +1677,9 @@
         <w:spacing w:before="240" w:after="0"/>
         <w:jc w:val="center"/>
         <w:rPr>
-          <w:rFonts w:asciiTheme="majorBidi" w:hAnsiTheme="majorBidi" w:cstheme="majorBidi" w:hint="cs"/>
+          <w:rFonts w:asciiTheme="majorBidi" w:hAnsiTheme="majorBidi" w:cstheme="majorBidi"/>
           <w:sz w:val="32"/>
           <w:szCs w:val="32"/>
-          <w:rtl/>
           <w:lang w:bidi="ar-EG"/>
         </w:rPr>
       </w:pPr>
@@ -4713,7 +5280,7 @@
   <w:style w:type="paragraph" w:default="1" w:styleId="Normal">
     <w:name w:val="Normal"/>
     <w:qFormat/>
-    <w:rsid w:val="00BA2AE2"/>
+    <w:rsid w:val="00F91989"/>
     <w:pPr>
       <w:bidi/>
     </w:pPr>
@@ -5084,6 +5651,64 @@
         </w:p>
       </w:docPartBody>
     </w:docPart>
+    <w:docPart>
+      <w:docPartPr>
+        <w:name w:val="01B8053722134568AC3B9A6CBF5C8051"/>
+        <w:category>
+          <w:name w:val="General"/>
+          <w:gallery w:val="placeholder"/>
+        </w:category>
+        <w:types>
+          <w:type w:val="bbPlcHdr"/>
+        </w:types>
+        <w:behaviors>
+          <w:behavior w:val="content"/>
+        </w:behaviors>
+        <w:guid w:val="{FAEA2055-FC0C-415E-8841-9CF592DDF6F8}"/>
+      </w:docPartPr>
+      <w:docPartBody>
+        <w:p>
+          <w:pPr>
+            <w:pStyle w:val="01B8053722134568AC3B9A6CBF5C8051"/>
+          </w:pPr>
+          <w:r>
+            <w:rPr>
+              <w:rStyle w:val="PlaceholderText"/>
+            </w:rPr>
+            <w:t>Click or tap here to enter text.</w:t>
+          </w:r>
+        </w:p>
+      </w:docPartBody>
+    </w:docPart>
+    <w:docPart>
+      <w:docPartPr>
+        <w:name w:val="154DBF0B8BCE4AD2B8282BFB2F773B39"/>
+        <w:category>
+          <w:name w:val="General"/>
+          <w:gallery w:val="placeholder"/>
+        </w:category>
+        <w:types>
+          <w:type w:val="bbPlcHdr"/>
+        </w:types>
+        <w:behaviors>
+          <w:behavior w:val="content"/>
+        </w:behaviors>
+        <w:guid w:val="{2068171B-C382-4BCD-9117-3BF35ACD82C9}"/>
+      </w:docPartPr>
+      <w:docPartBody>
+        <w:p>
+          <w:pPr>
+            <w:pStyle w:val="154DBF0B8BCE4AD2B8282BFB2F773B39"/>
+          </w:pPr>
+          <w:r>
+            <w:rPr>
+              <w:rStyle w:val="PlaceholderText"/>
+            </w:rPr>
+            <w:t>Click or tap here to enter text.</w:t>
+          </w:r>
+        </w:p>
+      </w:docPartBody>
+    </w:docPart>
   </w:docParts>
 </w:glossaryDocument>
 </file>
@@ -5217,14 +5842,15 @@
     <w:rsid w:val="004F7E1C"/>
     <w:rsid w:val="00514522"/>
     <w:rsid w:val="00536C93"/>
-    <w:rsid w:val="0055536F"/>
     <w:rsid w:val="00575565"/>
     <w:rsid w:val="005A2022"/>
     <w:rsid w:val="005D0A25"/>
     <w:rsid w:val="005D715A"/>
     <w:rsid w:val="00616D4C"/>
     <w:rsid w:val="006F5E13"/>
+    <w:rsid w:val="0071480A"/>
     <w:rsid w:val="007247D4"/>
+    <w:rsid w:val="007434B2"/>
     <w:rsid w:val="00763F32"/>
     <w:rsid w:val="007654C1"/>
     <w:rsid w:val="007A48E1"/>
@@ -5718,7 +6344,7 @@
     <w:basedOn w:val="DefaultParagraphFont"/>
     <w:uiPriority w:val="99"/>
     <w:semiHidden/>
-    <w:rsid w:val="00F07D9D"/>
+    <w:rsid w:val="0071480A"/>
     <w:rPr>
       <w:color w:val="808080"/>
     </w:rPr>
@@ -5734,6 +6360,22 @@
   <w:style w:type="paragraph" w:customStyle="1" w:styleId="6AAB6916480045EE841BCE0660240C52">
     <w:name w:val="6AAB6916480045EE841BCE0660240C52"/>
     <w:rsid w:val="00F07D9D"/>
+  </w:style>
+  <w:style w:type="paragraph" w:customStyle="1" w:styleId="CED7CE69B0FE49E7BD07F9E3F63AEE9D">
+    <w:name w:val="CED7CE69B0FE49E7BD07F9E3F63AEE9D"/>
+    <w:rsid w:val="0071480A"/>
+  </w:style>
+  <w:style w:type="paragraph" w:customStyle="1" w:styleId="5594814604DE46D787DEF2E271666761">
+    <w:name w:val="5594814604DE46D787DEF2E271666761"/>
+    <w:rsid w:val="0071480A"/>
+  </w:style>
+  <w:style w:type="paragraph" w:customStyle="1" w:styleId="01B8053722134568AC3B9A6CBF5C8051">
+    <w:name w:val="01B8053722134568AC3B9A6CBF5C8051"/>
+    <w:rsid w:val="0071480A"/>
+  </w:style>
+  <w:style w:type="paragraph" w:customStyle="1" w:styleId="154DBF0B8BCE4AD2B8282BFB2F773B39">
+    <w:name w:val="154DBF0B8BCE4AD2B8282BFB2F773B39"/>
+    <w:rsid w:val="0071480A"/>
   </w:style>
 </w:styles>
 </file>

--- a/template/complaints_template.docx
+++ b/template/complaints_template.docx
@@ -18,9 +18,9 @@
         <w:tblLook w:val="04A0" w:firstRow="1" w:lastRow="0" w:firstColumn="1" w:lastColumn="0" w:noHBand="0" w:noVBand="1"/>
       </w:tblPr>
       <w:tblGrid>
-        <w:gridCol w:w="3461"/>
-        <w:gridCol w:w="3456"/>
-        <w:gridCol w:w="3526"/>
+        <w:gridCol w:w="3477"/>
+        <w:gridCol w:w="3478"/>
+        <w:gridCol w:w="3478"/>
       </w:tblGrid>
       <w:tr>
         <w:tc>
@@ -29,7 +29,7 @@
           </w:tcPr>
           <w:p>
             <w:pPr>
-              <w:jc w:val="center"/>
+              <w:jc w:val="both"/>
               <w:rPr>
                 <w:b/>
                 <w:bCs/>
@@ -45,12 +45,32 @@
                 <w:rtl/>
                 <w:lang w:bidi="ar-EG"/>
               </w:rPr>
-              <w:t>وزارة الدفاع</w:t>
+              <w:t>وزارة الدف</w:t>
+            </w:r>
+            <w:r>
+              <w:rPr>
+                <w:rFonts w:hint="cs"/>
+                <w:b/>
+                <w:bCs/>
+                <w:rtl/>
+                <w:lang w:bidi="ar-EG"/>
+              </w:rPr>
+              <w:t>ــــــــــــــــــــــــــــــــــــــــ</w:t>
+            </w:r>
+            <w:r>
+              <w:rPr>
+                <w:rFonts w:hint="cs"/>
+                <w:b/>
+                <w:bCs/>
+                <w:rtl/>
+                <w:lang w:bidi="ar-EG"/>
+              </w:rPr>
+              <w:t>اع</w:t>
             </w:r>
           </w:p>
           <w:p>
             <w:pPr>
-              <w:jc w:val="center"/>
+              <w:jc w:val="both"/>
               <w:rPr>
                 <w:b/>
                 <w:bCs/>
@@ -71,7 +91,7 @@
           </w:p>
           <w:p>
             <w:pPr>
-              <w:jc w:val="center"/>
+              <w:jc w:val="both"/>
               <w:rPr>
                 <w:b/>
                 <w:bCs/>
@@ -87,12 +107,52 @@
                 <w:rtl/>
                 <w:lang w:bidi="ar-EG"/>
               </w:rPr>
-              <w:t>قطاع الضبعة</w:t>
+              <w:t>قط</w:t>
+            </w:r>
+            <w:r>
+              <w:rPr>
+                <w:rFonts w:hint="cs"/>
+                <w:b/>
+                <w:bCs/>
+                <w:rtl/>
+                <w:lang w:bidi="ar-EG"/>
+              </w:rPr>
+              <w:t>ـــــــــــــــــــ</w:t>
+            </w:r>
+            <w:r>
+              <w:rPr>
+                <w:rFonts w:hint="cs"/>
+                <w:b/>
+                <w:bCs/>
+                <w:rtl/>
+                <w:lang w:bidi="ar-EG"/>
+              </w:rPr>
+              <w:t>اع الضبع</w:t>
+            </w:r>
+            <w:r>
+              <w:rPr>
+                <w:rFonts w:hint="cs"/>
+                <w:b/>
+                <w:bCs/>
+                <w:rtl/>
+                <w:lang w:bidi="ar-EG"/>
+              </w:rPr>
+              <w:t>ــــــــــــــــــــ</w:t>
+            </w:r>
+            <w:r>
+              <w:rPr>
+                <w:rFonts w:hint="cs"/>
+                <w:b/>
+                <w:bCs/>
+                <w:rtl/>
+                <w:lang w:bidi="ar-EG"/>
+              </w:rPr>
+              <w:t>ة</w:t>
             </w:r>
           </w:p>
           <w:p>
             <w:pPr>
-              <w:jc w:val="center"/>
+              <w:jc w:val="both"/>
               <w:rPr>
                 <w:b/>
                 <w:bCs/>
@@ -108,23 +168,168 @@
                 <w:rtl/>
                 <w:lang w:bidi="ar-EG"/>
               </w:rPr>
-              <w:t>مكتب السيد / مدير الجهاز</w:t>
+              <w:t>مكت</w:t>
+            </w:r>
+            <w:r>
+              <w:rPr>
+                <w:rFonts w:hint="cs"/>
+                <w:b/>
+                <w:bCs/>
+                <w:rtl/>
+                <w:lang w:bidi="ar-EG"/>
+              </w:rPr>
+              <w:t>ـــــ</w:t>
+            </w:r>
+            <w:r>
+              <w:rPr>
+                <w:rFonts w:hint="cs"/>
+                <w:b/>
+                <w:bCs/>
+                <w:rtl/>
+                <w:lang w:bidi="ar-EG"/>
+              </w:rPr>
+              <w:t>ب السيد / مدي</w:t>
+            </w:r>
+            <w:r>
+              <w:rPr>
+                <w:rFonts w:hint="cs"/>
+                <w:b/>
+                <w:bCs/>
+                <w:rtl/>
+                <w:lang w:bidi="ar-EG"/>
+              </w:rPr>
+              <w:t>ــــ</w:t>
+            </w:r>
+            <w:r>
+              <w:rPr>
+                <w:rFonts w:hint="cs"/>
+                <w:b/>
+                <w:bCs/>
+                <w:rtl/>
+                <w:lang w:bidi="ar-EG"/>
+              </w:rPr>
+              <w:t>ر الجه</w:t>
+            </w:r>
+            <w:r>
+              <w:rPr>
+                <w:rFonts w:hint="cs"/>
+                <w:b/>
+                <w:bCs/>
+                <w:rtl/>
+                <w:lang w:bidi="ar-EG"/>
+              </w:rPr>
+              <w:t>ــــــــــ</w:t>
+            </w:r>
+            <w:r>
+              <w:rPr>
+                <w:rFonts w:hint="cs"/>
+                <w:b/>
+                <w:bCs/>
+                <w:rtl/>
+                <w:lang w:bidi="ar-EG"/>
+              </w:rPr>
+              <w:t>از</w:t>
             </w:r>
           </w:p>
           <w:p>
             <w:pPr>
-              <w:jc w:val="center"/>
+              <w:jc w:val="both"/>
               <w:rPr>
-                <w:sz w:val="10"/>
-                <w:szCs w:val="10"/>
+                <w:b/>
+                <w:bCs/>
+                <w:u w:val="single"/>
                 <w:rtl/>
                 <w:lang w:bidi="ar-EG"/>
               </w:rPr>
             </w:pPr>
+            <w:r>
+              <w:rPr>
+                <w:rFonts w:hint="cs"/>
+                <w:b/>
+                <w:bCs/>
+                <w:u w:val="single"/>
+                <w:rtl/>
+                <w:lang w:bidi="ar-EG"/>
+              </w:rPr>
+              <w:t>رقــــم القــــيد</w:t>
+            </w:r>
+            <w:r>
+              <w:rPr>
+                <w:rFonts w:hint="cs"/>
+                <w:b/>
+                <w:bCs/>
+                <w:u w:val="single"/>
+                <w:rtl/>
+                <w:lang w:bidi="ar-EG"/>
+              </w:rPr>
+              <w:t>:</w:t>
+            </w:r>
+            <w:r>
+              <w:rPr>
+                <w:rFonts w:hint="cs"/>
+                <w:b/>
+                <w:bCs/>
+                <w:u w:val="single"/>
+                <w:rtl/>
+                <w:lang w:bidi="ar-EG"/>
+              </w:rPr>
+              <w:t xml:space="preserve"> شك</w:t>
+            </w:r>
+            <w:r>
+              <w:rPr>
+                <w:rFonts w:hint="cs"/>
+                <w:b/>
+                <w:bCs/>
+                <w:u w:val="single"/>
+                <w:rtl/>
+                <w:lang w:bidi="ar-EG"/>
+              </w:rPr>
+              <w:t>ـــــــــــ</w:t>
+            </w:r>
+            <w:r>
+              <w:rPr>
+                <w:rFonts w:hint="cs"/>
+                <w:b/>
+                <w:bCs/>
+                <w:u w:val="single"/>
+                <w:rtl/>
+                <w:lang w:bidi="ar-EG"/>
+              </w:rPr>
+              <w:t>وى/</w:t>
+            </w:r>
+            <w:sdt>
+              <w:sdtPr>
+                <w:rPr>
+                  <w:rFonts w:hint="cs"/>
+                  <w:b/>
+                  <w:bCs/>
+                  <w:u w:val="single"/>
+                  <w:rtl/>
+                  <w:lang w:bidi="ar-EG"/>
+                </w:rPr>
+                <w:alias w:val="registrationNumber"/>
+                <w:tag w:val="text"/>
+                <w:id w:val="221418522"/>
+                <w:placeholder>
+                  <w:docPart w:val="DefaultPlaceholder_-1854013440"/>
+                </w:placeholder>
+              </w:sdtPr>
+              <w:sdtContent>
+                <w:r>
+                  <w:rPr>
+                    <w:b/>
+                    <w:bCs/>
+                    <w:u w:val="single"/>
+                    <w:lang w:bidi="ar-EG"/>
+                  </w:rPr>
+                  <w:t>reg no.</w:t>
+                </w:r>
+              </w:sdtContent>
+            </w:sdt>
           </w:p>
           <w:p>
             <w:pPr>
-              <w:jc w:val="center"/>
+              <w:jc w:val="both"/>
               <w:rPr>
                 <w:b/>
                 <w:bCs/>
@@ -139,7 +344,29 @@
                 <w:rtl/>
                 <w:lang w:bidi="ar-EG"/>
               </w:rPr>
-              <w:t xml:space="preserve">التاريخ: </w:t>
+              <w:t>الت</w:t>
+            </w:r>
+            <w:r>
+              <w:rPr>
+                <w:rFonts w:hint="cs"/>
+                <w:b/>
+                <w:bCs/>
+                <w:u w:val="single"/>
+                <w:rtl/>
+                <w:lang w:bidi="ar-EG"/>
+              </w:rPr>
+              <w:t>ــــــــــــــــــ</w:t>
+            </w:r>
+            <w:r>
+              <w:rPr>
+                <w:rFonts w:hint="cs"/>
+                <w:b/>
+                <w:bCs/>
+                <w:u w:val="single"/>
+                <w:rtl/>
+                <w:lang w:bidi="ar-EG"/>
+              </w:rPr>
+              <w:t xml:space="preserve">اريخ: </w:t>
             </w:r>
             <w:sdt>
               <w:sdtPr>
@@ -218,47 +445,25 @@
                 <w:szCs w:val="36"/>
               </w:rPr>
             </w:pPr>
-            <w:r>
-              <w:rPr>
-                <w:rFonts w:eastAsia="MingLiU_HKSCS-ExtB" w:cs="Times New Roman"/>
-                <w:b/>
-                <w:bCs/>
-                <w:sz w:val="36"/>
-                <w:szCs w:val="36"/>
-              </w:rPr>
-              <w:br/>
-            </w:r>
-          </w:p>
-        </w:tc>
-        <w:sdt>
-          <w:sdtPr>
-            <w:alias w:val="logo"/>
-            <w:tag w:val="img"/>
-            <w:id w:val="-1986547075"/>
-            <w:picture/>
-          </w:sdtPr>
-          <w:sdtContent>
-            <w:tc>
-              <w:tcPr>
-                <w:tcW w:w="3478" w:type="dxa"/>
-              </w:tcPr>
-              <w:p>
-                <w:pPr>
-                  <w:pStyle w:val="Header"/>
-                  <w:bidi w:val="0"/>
-                  <w:jc w:val="center"/>
-                  <w:rPr>
-                    <w:rtl/>
-                  </w:rPr>
-                </w:pPr>
+            <w:sdt>
+              <w:sdtPr>
+                <w:rPr>
+                  <w:rtl/>
+                </w:rPr>
+                <w:alias w:val="logo"/>
+                <w:tag w:val="img"/>
+                <w:id w:val="-1986547075"/>
+                <w:picture/>
+              </w:sdtPr>
+              <w:sdtContent>
                 <w:r>
                   <w:rPr>
                     <w:noProof/>
                   </w:rPr>
                   <w:drawing>
-                    <wp:inline distT="0" distB="0" distL="0" distR="0" wp14:anchorId="36A0CF26" wp14:editId="28DBBC75">
-                      <wp:extent cx="2102461" cy="1006177"/>
-                      <wp:effectExtent l="0" t="0" r="0" b="3810"/>
+                    <wp:inline distT="0" distB="0" distL="0" distR="0" wp14:anchorId="0A48319F" wp14:editId="0EA45F41">
+                      <wp:extent cx="1509623" cy="722462"/>
+                      <wp:effectExtent l="0" t="0" r="0" b="1905"/>
                       <wp:docPr id="1" name="Picture 1"/>
                       <wp:cNvGraphicFramePr>
                         <a:graphicFrameLocks xmlns:a="http://schemas.openxmlformats.org/drawingml/2006/main" noChangeAspect="1"/>
@@ -281,7 +486,7 @@
                             <pic:spPr bwMode="auto">
                               <a:xfrm>
                                 <a:off x="0" y="0"/>
-                                <a:ext cx="2106320" cy="1008024"/>
+                                <a:ext cx="1520655" cy="727741"/>
                               </a:xfrm>
                               <a:prstGeom prst="rect">
                                 <a:avLst/>
@@ -297,10 +502,118 @@
                     </wp:inline>
                   </w:drawing>
                 </w:r>
-              </w:p>
-            </w:tc>
-          </w:sdtContent>
-        </w:sdt>
+              </w:sdtContent>
+            </w:sdt>
+            <w:r>
+              <w:rPr>
+                <w:rFonts w:eastAsia="MingLiU_HKSCS-ExtB" w:cs="Times New Roman"/>
+                <w:b/>
+                <w:bCs/>
+                <w:sz w:val="36"/>
+                <w:szCs w:val="36"/>
+              </w:rPr>
+              <w:br/>
+            </w:r>
+          </w:p>
+        </w:tc>
+        <w:tc>
+          <w:tcPr>
+            <w:tcW w:w="3478" w:type="dxa"/>
+          </w:tcPr>
+          <w:p>
+            <w:pPr>
+              <w:spacing w:line="276" w:lineRule="auto"/>
+              <w:jc w:val="center"/>
+              <w:rPr>
+                <w:b/>
+                <w:bCs/>
+                <w:rtl/>
+                <w:lang w:bidi="ar-EG"/>
+              </w:rPr>
+            </w:pPr>
+            <w:r>
+              <w:rPr>
+                <w:rFonts w:hint="cs"/>
+                <w:b/>
+                <w:bCs/>
+                <w:rtl/>
+                <w:lang w:bidi="ar-EG"/>
+              </w:rPr>
+              <w:t>عــــــــــــــــــدد الأوراق ()</w:t>
+            </w:r>
+          </w:p>
+          <w:p>
+            <w:pPr>
+              <w:spacing w:line="276" w:lineRule="auto"/>
+              <w:jc w:val="center"/>
+              <w:rPr>
+                <w:b/>
+                <w:bCs/>
+                <w:rtl/>
+                <w:lang w:bidi="ar-EG"/>
+              </w:rPr>
+            </w:pPr>
+            <w:r>
+              <w:rPr>
+                <w:rFonts w:hint="cs"/>
+                <w:b/>
+                <w:bCs/>
+                <w:rtl/>
+                <w:lang w:bidi="ar-EG"/>
+              </w:rPr>
+              <w:t>عــــــــدد المرفقــــــــات (</w:t>
+            </w:r>
+            <w:sdt>
+              <w:sdtPr>
+                <w:rPr>
+                  <w:rFonts w:hint="cs"/>
+                  <w:b/>
+                  <w:bCs/>
+                  <w:rtl/>
+                  <w:lang w:bidi="ar-EG"/>
+                </w:rPr>
+                <w:alias w:val="attachments_no"/>
+                <w:tag w:val="text"/>
+                <w:id w:val="1126583902"/>
+                <w:placeholder>
+                  <w:docPart w:val="DefaultPlaceholder_-1854013440"/>
+                </w:placeholder>
+                <w:text/>
+              </w:sdtPr>
+              <w:sdtContent>
+                <w:r>
+                  <w:rPr>
+                    <w:b/>
+                    <w:bCs/>
+                    <w:lang w:bidi="ar-EG"/>
+                  </w:rPr>
+                  <w:t>att. No.</w:t>
+                </w:r>
+              </w:sdtContent>
+            </w:sdt>
+            <w:r>
+              <w:rPr>
+                <w:rFonts w:hint="cs"/>
+                <w:b/>
+                <w:bCs/>
+                <w:rtl/>
+                <w:lang w:bidi="ar-EG"/>
+              </w:rPr>
+              <w:t>)</w:t>
+            </w:r>
+          </w:p>
+          <w:p>
+            <w:pPr>
+              <w:pStyle w:val="Header"/>
+              <w:bidi w:val="0"/>
+              <w:jc w:val="center"/>
+              <w:rPr>
+                <w:rtl/>
+                <w:lang w:bidi="ar-EG"/>
+              </w:rPr>
+            </w:pPr>
+          </w:p>
+        </w:tc>
       </w:tr>
     </w:tbl>
     <w:p>
@@ -321,100 +634,35 @@
         <w:spacing w:before="240" w:after="0"/>
         <w:jc w:val="center"/>
         <w:rPr>
-          <w:rFonts w:asciiTheme="majorBidi" w:hAnsiTheme="majorBidi" w:cstheme="majorBidi"/>
+          <w:rFonts w:asciiTheme="minorBidi" w:hAnsiTheme="minorBidi"/>
           <w:b/>
           <w:bCs/>
           <w:sz w:val="32"/>
           <w:szCs w:val="32"/>
+          <w:u w:val="single"/>
           <w:rtl/>
           <w:lang w:bidi="ar-EG"/>
         </w:rPr>
       </w:pPr>
       <w:r>
         <w:rPr>
-          <w:rFonts w:asciiTheme="majorBidi" w:hAnsiTheme="majorBidi" w:cstheme="majorBidi" w:hint="cs"/>
+          <w:rFonts w:asciiTheme="minorBidi" w:hAnsiTheme="minorBidi"/>
           <w:b/>
           <w:bCs/>
           <w:sz w:val="32"/>
           <w:szCs w:val="32"/>
+          <w:u w:val="single"/>
           <w:rtl/>
           <w:lang w:bidi="ar-EG"/>
         </w:rPr>
-        <w:t>نموذج شكوى</w:t>
+        <w:t>شكوى</w:t>
       </w:r>
     </w:p>
     <w:p>
       <w:pPr>
         <w:spacing w:before="240" w:after="0"/>
         <w:rPr>
-          <w:rFonts w:asciiTheme="majorBidi" w:hAnsiTheme="majorBidi" w:cstheme="majorBidi"/>
-          <w:b/>
-          <w:bCs/>
-          <w:sz w:val="24"/>
-          <w:szCs w:val="24"/>
-          <w:rtl/>
-          <w:lang w:bidi="ar-EG"/>
-        </w:rPr>
-      </w:pPr>
-      <w:r>
-        <w:rPr>
-          <w:rFonts w:asciiTheme="majorBidi" w:hAnsiTheme="majorBidi" w:cstheme="majorBidi" w:hint="cs"/>
-          <w:b/>
-          <w:bCs/>
-          <w:sz w:val="28"/>
-          <w:szCs w:val="28"/>
-          <w:rtl/>
-          <w:lang w:bidi="ar-EG"/>
-        </w:rPr>
-        <w:t>توقيت تقديم الشكوى</w:t>
-      </w:r>
-      <w:r>
-        <w:rPr>
-          <w:rFonts w:asciiTheme="majorBidi" w:hAnsiTheme="majorBidi" w:cstheme="majorBidi" w:hint="cs"/>
-          <w:b/>
-          <w:bCs/>
-          <w:sz w:val="24"/>
-          <w:szCs w:val="24"/>
-          <w:rtl/>
-          <w:lang w:bidi="ar-EG"/>
-        </w:rPr>
-        <w:t xml:space="preserve">: </w:t>
-      </w:r>
-      <w:sdt>
-        <w:sdtPr>
-          <w:rPr>
-            <w:rFonts w:asciiTheme="majorBidi" w:hAnsiTheme="majorBidi" w:cstheme="majorBidi" w:hint="cs"/>
-            <w:sz w:val="24"/>
-            <w:szCs w:val="24"/>
-            <w:rtl/>
-            <w:lang w:bidi="ar-EG"/>
-          </w:rPr>
-          <w:alias w:val="date"/>
-          <w:tag w:val="text"/>
-          <w:id w:val="548733767"/>
-          <w:placeholder>
-            <w:docPart w:val="DefaultPlaceholder_-1854013440"/>
-          </w:placeholder>
-          <w:text/>
-        </w:sdtPr>
-        <w:sdtContent>
-          <w:r>
-            <w:rPr>
-              <w:rFonts w:asciiTheme="majorBidi" w:hAnsiTheme="majorBidi" w:cstheme="majorBidi"/>
-              <w:sz w:val="24"/>
-              <w:szCs w:val="24"/>
-              <w:lang w:bidi="ar-EG"/>
-            </w:rPr>
-            <w:t>DATE</w:t>
-          </w:r>
-        </w:sdtContent>
-      </w:sdt>
-    </w:p>
-    <w:p>
-      <w:pPr>
-        <w:spacing w:before="240" w:after="0"/>
-        <w:rPr>
-          <w:rFonts w:asciiTheme="majorBidi" w:hAnsiTheme="majorBidi" w:cstheme="majorBidi"/>
+          <w:rFonts w:asciiTheme="minorBidi" w:hAnsiTheme="minorBidi"/>
           <w:b/>
           <w:bCs/>
           <w:sz w:val="24"/>
@@ -425,7 +673,7 @@
       </w:pPr>
       <w:r>
         <w:rPr>
-          <w:rFonts w:asciiTheme="majorBidi" w:hAnsiTheme="majorBidi" w:cstheme="majorBidi" w:hint="cs"/>
+          <w:rFonts w:asciiTheme="minorBidi" w:hAnsiTheme="minorBidi"/>
           <w:b/>
           <w:bCs/>
           <w:sz w:val="28"/>
@@ -440,155 +688,34 @@
     <w:p>
       <w:pPr>
         <w:spacing w:before="240" w:after="0"/>
+        <w:jc w:val="center"/>
         <w:rPr>
-          <w:rFonts w:asciiTheme="majorBidi" w:hAnsiTheme="majorBidi" w:cstheme="majorBidi"/>
+          <w:rFonts w:asciiTheme="minorBidi" w:hAnsiTheme="minorBidi"/>
           <w:b/>
           <w:bCs/>
-          <w:sz w:val="24"/>
-          <w:szCs w:val="24"/>
+          <w:sz w:val="28"/>
+          <w:szCs w:val="28"/>
           <w:lang w:bidi="ar-EG"/>
         </w:rPr>
       </w:pPr>
       <w:r>
         <w:rPr>
-          <w:rFonts w:asciiTheme="majorBidi" w:hAnsiTheme="majorBidi" w:cstheme="majorBidi"/>
+          <w:rFonts w:asciiTheme="minorBidi" w:hAnsiTheme="minorBidi"/>
           <w:b/>
           <w:bCs/>
-          <w:sz w:val="24"/>
-          <w:szCs w:val="24"/>
+          <w:sz w:val="28"/>
+          <w:szCs w:val="28"/>
           <w:rtl/>
           <w:lang w:bidi="ar-EG"/>
         </w:rPr>
         <w:t>تحية طيبة وبعد،</w:t>
       </w:r>
     </w:p>
-    <w:sdt>
-      <w:sdtPr>
+    <w:p>
+      <w:pPr>
+        <w:spacing w:before="240" w:after="0" w:line="360" w:lineRule="auto"/>
         <w:rPr>
-          <w:rFonts w:asciiTheme="majorBidi" w:hAnsiTheme="majorBidi" w:cstheme="majorBidi"/>
-          <w:sz w:val="24"/>
-          <w:szCs w:val="24"/>
-          <w:rtl/>
-          <w:lang w:bidi="ar-EG"/>
-        </w:rPr>
-        <w:alias w:val="subject"/>
-        <w:tag w:val="text"/>
-        <w:id w:val="-503058719"/>
-        <w:placeholder>
-          <w:docPart w:val="DefaultPlaceholder_-1854013440"/>
-        </w:placeholder>
-        <w:text/>
-      </w:sdtPr>
-      <w:sdtContent>
-        <w:p>
-          <w:pPr>
-            <w:spacing w:before="240" w:after="0" w:line="360" w:lineRule="auto"/>
-            <w:rPr>
-              <w:rFonts w:asciiTheme="majorBidi" w:hAnsiTheme="majorBidi" w:cstheme="majorBidi"/>
-              <w:sz w:val="24"/>
-              <w:szCs w:val="24"/>
-              <w:lang w:bidi="ar-EG"/>
-            </w:rPr>
-          </w:pPr>
-          <w:r>
-            <w:rPr>
-              <w:rFonts w:asciiTheme="majorBidi" w:hAnsiTheme="majorBidi" w:cstheme="majorBidi"/>
-              <w:sz w:val="24"/>
-              <w:szCs w:val="24"/>
-              <w:lang w:bidi="ar-EG"/>
-            </w:rPr>
-            <w:t>SUBJECT</w:t>
-          </w:r>
-        </w:p>
-      </w:sdtContent>
-    </w:sdt>
-    <w:p>
-      <w:pPr>
-        <w:spacing w:before="240" w:after="0"/>
-        <w:rPr>
-          <w:rFonts w:asciiTheme="majorBidi" w:hAnsiTheme="majorBidi" w:cstheme="majorBidi"/>
-          <w:b/>
-          <w:bCs/>
-          <w:sz w:val="28"/>
-          <w:szCs w:val="28"/>
-          <w:u w:val="single"/>
-          <w:rtl/>
-          <w:lang w:bidi="ar-EG"/>
-        </w:rPr>
-      </w:pPr>
-      <w:r>
-        <w:rPr>
-          <w:rFonts w:asciiTheme="majorBidi" w:hAnsiTheme="majorBidi" w:cstheme="majorBidi" w:hint="cs"/>
-          <w:b/>
-          <w:bCs/>
-          <w:sz w:val="28"/>
-          <w:szCs w:val="28"/>
-          <w:u w:val="single"/>
-          <w:rtl/>
-          <w:lang w:bidi="ar-EG"/>
-        </w:rPr>
-        <w:t xml:space="preserve">بيانات </w:t>
-      </w:r>
-      <w:r>
-        <w:rPr>
-          <w:rFonts w:asciiTheme="majorBidi" w:hAnsiTheme="majorBidi" w:cstheme="majorBidi" w:hint="cs"/>
-          <w:b/>
-          <w:bCs/>
-          <w:sz w:val="28"/>
-          <w:szCs w:val="28"/>
-          <w:u w:val="single"/>
-          <w:rtl/>
-          <w:lang w:bidi="ar-EG"/>
-        </w:rPr>
-        <w:t>مقدم</w:t>
-      </w:r>
-      <w:r>
-        <w:rPr>
-          <w:rFonts w:asciiTheme="majorBidi" w:hAnsiTheme="majorBidi" w:cstheme="majorBidi"/>
-          <w:b/>
-          <w:bCs/>
-          <w:sz w:val="28"/>
-          <w:szCs w:val="28"/>
-          <w:u w:val="single"/>
-          <w:rtl/>
-          <w:lang w:bidi="ar-EG"/>
-        </w:rPr>
-        <w:t xml:space="preserve"> الشك</w:t>
-      </w:r>
-      <w:r>
-        <w:rPr>
-          <w:rFonts w:asciiTheme="majorBidi" w:hAnsiTheme="majorBidi" w:cstheme="majorBidi" w:hint="cs"/>
-          <w:b/>
-          <w:bCs/>
-          <w:sz w:val="28"/>
-          <w:szCs w:val="28"/>
-          <w:u w:val="single"/>
-          <w:rtl/>
-          <w:lang w:bidi="ar-EG"/>
-        </w:rPr>
-        <w:t>وى</w:t>
-      </w:r>
-      <w:r>
-        <w:rPr>
-          <w:rFonts w:asciiTheme="majorBidi" w:hAnsiTheme="majorBidi" w:cstheme="majorBidi"/>
-          <w:b/>
-          <w:bCs/>
-          <w:sz w:val="28"/>
-          <w:szCs w:val="28"/>
-          <w:u w:val="single"/>
-          <w:rtl/>
-          <w:lang w:bidi="ar-EG"/>
-        </w:rPr>
-        <w:t>:</w:t>
-      </w:r>
-    </w:p>
-    <w:p>
-      <w:pPr>
-        <w:spacing w:before="240" w:after="0"/>
-        <w:rPr>
-          <w:rFonts w:asciiTheme="majorBidi" w:hAnsiTheme="majorBidi" w:cstheme="majorBidi"/>
-          <w:b/>
-          <w:bCs/>
+          <w:rFonts w:asciiTheme="minorBidi" w:hAnsiTheme="minorBidi"/>
           <w:sz w:val="24"/>
           <w:szCs w:val="24"/>
           <w:lang w:bidi="ar-EG"/>
@@ -596,503 +723,91 @@
       </w:pPr>
       <w:r>
         <w:rPr>
-          <w:rFonts w:asciiTheme="majorBidi" w:hAnsiTheme="majorBidi" w:cstheme="majorBidi"/>
-          <w:sz w:val="24"/>
-          <w:szCs w:val="24"/>
-          <w:rtl/>
+          <w:rFonts w:asciiTheme="minorBidi" w:hAnsiTheme="minorBidi"/>
+          <w:sz w:val="28"/>
+          <w:szCs w:val="28"/>
           <w:lang w:bidi="ar-EG"/>
         </w:rPr>
-        <w:t xml:space="preserve">الاسم: </w:t>
+        <w:t xml:space="preserve">               </w:t>
       </w:r>
       <w:sdt>
         <w:sdtPr>
           <w:rPr>
-            <w:rFonts w:asciiTheme="majorBidi" w:hAnsiTheme="majorBidi" w:cstheme="majorBidi"/>
-            <w:b/>
-            <w:bCs/>
-            <w:sz w:val="24"/>
-            <w:szCs w:val="24"/>
+            <w:rFonts w:asciiTheme="minorBidi" w:hAnsiTheme="minorBidi"/>
+            <w:sz w:val="28"/>
+            <w:szCs w:val="28"/>
             <w:rtl/>
             <w:lang w:bidi="ar-EG"/>
           </w:rPr>
-          <w:alias w:val="name"/>
+          <w:alias w:val="subject"/>
           <w:tag w:val="text"/>
-          <w:id w:val="2091663602"/>
+          <w:id w:val="-503058719"/>
           <w:placeholder>
             <w:docPart w:val="DefaultPlaceholder_-1854013440"/>
           </w:placeholder>
-          <w15:color w:val="000000"/>
           <w:text/>
         </w:sdtPr>
         <w:sdtContent>
           <w:r>
             <w:rPr>
-              <w:rFonts w:asciiTheme="majorBidi" w:hAnsiTheme="majorBidi" w:cstheme="majorBidi"/>
-              <w:b/>
-              <w:bCs/>
-              <w:sz w:val="24"/>
-              <w:szCs w:val="24"/>
+              <w:rFonts w:asciiTheme="minorBidi" w:hAnsiTheme="minorBidi"/>
+              <w:sz w:val="28"/>
+              <w:szCs w:val="28"/>
               <w:lang w:bidi="ar-EG"/>
             </w:rPr>
-            <w:t>NAME</w:t>
+            <w:t>SUBJECT</w:t>
           </w:r>
         </w:sdtContent>
       </w:sdt>
     </w:p>
     <w:p>
       <w:pPr>
-        <w:spacing w:before="240" w:after="0"/>
+        <w:spacing w:before="240" w:after="0" w:line="360" w:lineRule="auto"/>
+        <w:jc w:val="center"/>
         <w:rPr>
-          <w:rFonts w:asciiTheme="majorBidi" w:hAnsiTheme="majorBidi" w:cstheme="majorBidi"/>
+          <w:rFonts w:asciiTheme="minorBidi" w:hAnsiTheme="minorBidi"/>
           <w:b/>
           <w:bCs/>
-          <w:sz w:val="24"/>
-          <w:szCs w:val="24"/>
+          <w:sz w:val="28"/>
+          <w:szCs w:val="28"/>
+          <w:lang w:bidi="ar-EG"/>
+        </w:rPr>
+      </w:pPr>
+    </w:p>
+    <w:p>
+      <w:pPr>
+        <w:spacing w:before="240" w:after="0" w:line="360" w:lineRule="auto"/>
+        <w:jc w:val="center"/>
+        <w:rPr>
+          <w:rFonts w:asciiTheme="minorBidi" w:hAnsiTheme="minorBidi"/>
+          <w:b/>
+          <w:bCs/>
+          <w:sz w:val="28"/>
+          <w:szCs w:val="28"/>
           <w:rtl/>
           <w:lang w:bidi="ar-EG"/>
         </w:rPr>
       </w:pPr>
       <w:r>
         <w:rPr>
-          <w:rFonts w:asciiTheme="majorBidi" w:hAnsiTheme="majorBidi" w:cstheme="majorBidi" w:hint="cs"/>
-          <w:sz w:val="24"/>
-          <w:szCs w:val="24"/>
-          <w:rtl/>
-          <w:lang w:bidi="ar-EG"/>
-        </w:rPr>
-        <w:t>الرقم القومي</w:t>
-      </w:r>
-      <w:r>
-        <w:rPr>
-          <w:rFonts w:asciiTheme="majorBidi" w:hAnsiTheme="majorBidi" w:cstheme="majorBidi" w:hint="cs"/>
-          <w:sz w:val="24"/>
-          <w:szCs w:val="24"/>
-          <w:rtl/>
-          <w:lang w:bidi="ar-EG"/>
-        </w:rPr>
-        <w:t xml:space="preserve">: </w:t>
-      </w:r>
-      <w:sdt>
-        <w:sdtPr>
-          <w:rPr>
-            <w:rFonts w:asciiTheme="majorBidi" w:hAnsiTheme="majorBidi" w:cstheme="majorBidi" w:hint="cs"/>
-            <w:b/>
-            <w:bCs/>
-            <w:sz w:val="24"/>
-            <w:szCs w:val="24"/>
-            <w:rtl/>
-            <w:lang w:bidi="ar-EG"/>
-          </w:rPr>
-          <w:alias w:val="nationalId"/>
-          <w:tag w:val="text"/>
-          <w:id w:val="1345673367"/>
-          <w:placeholder>
-            <w:docPart w:val="DefaultPlaceholder_-1854013440"/>
-          </w:placeholder>
-          <w15:color w:val="000000"/>
-          <w:text/>
-        </w:sdtPr>
-        <w:sdtContent>
-          <w:r>
-            <w:rPr>
-              <w:rFonts w:asciiTheme="majorBidi" w:hAnsiTheme="majorBidi" w:cstheme="majorBidi"/>
-              <w:b/>
-              <w:bCs/>
-              <w:sz w:val="24"/>
-              <w:szCs w:val="24"/>
-              <w:lang w:bidi="ar-EG"/>
-            </w:rPr>
-            <w:t>NATIONALID</w:t>
-          </w:r>
-        </w:sdtContent>
-      </w:sdt>
-    </w:p>
-    <w:p>
-      <w:pPr>
-        <w:spacing w:before="240" w:after="0"/>
-        <w:rPr>
-          <w:rFonts w:asciiTheme="majorBidi" w:hAnsiTheme="majorBidi" w:cstheme="majorBidi"/>
-          <w:sz w:val="24"/>
-          <w:szCs w:val="24"/>
-          <w:lang w:bidi="ar-EG"/>
-        </w:rPr>
-      </w:pPr>
-      <w:r>
-        <w:rPr>
-          <w:rFonts w:asciiTheme="majorBidi" w:hAnsiTheme="majorBidi" w:cstheme="majorBidi"/>
-          <w:sz w:val="24"/>
-          <w:szCs w:val="24"/>
-          <w:rtl/>
-          <w:lang w:bidi="ar-EG"/>
-        </w:rPr>
-        <w:t>رقم الهاتف</w:t>
-      </w:r>
-      <w:r>
-        <w:rPr>
-          <w:rFonts w:asciiTheme="majorBidi" w:hAnsiTheme="majorBidi" w:cstheme="majorBidi"/>
-          <w:sz w:val="24"/>
-          <w:szCs w:val="24"/>
-          <w:lang w:bidi="ar-EG"/>
-        </w:rPr>
-        <w:t xml:space="preserve"> 1 </w:t>
-      </w:r>
-      <w:r>
-        <w:rPr>
-          <w:rFonts w:asciiTheme="majorBidi" w:hAnsiTheme="majorBidi" w:cstheme="majorBidi"/>
-          <w:sz w:val="24"/>
-          <w:szCs w:val="24"/>
-          <w:rtl/>
-          <w:lang w:bidi="ar-EG"/>
-        </w:rPr>
-        <w:t xml:space="preserve">: </w:t>
-      </w:r>
-      <w:sdt>
-        <w:sdtPr>
-          <w:rPr>
-            <w:rFonts w:asciiTheme="majorBidi" w:hAnsiTheme="majorBidi" w:cstheme="majorBidi"/>
-            <w:b/>
-            <w:bCs/>
-            <w:sz w:val="24"/>
-            <w:szCs w:val="24"/>
-            <w:rtl/>
-            <w:lang w:bidi="ar-EG"/>
-          </w:rPr>
-          <w:alias w:val="phone"/>
-          <w:tag w:val="text"/>
-          <w:id w:val="1592117464"/>
-          <w:placeholder>
-            <w:docPart w:val="1D462089288F424A8D4FF26DC553EA42"/>
-          </w:placeholder>
-          <w15:color w:val="000000"/>
-          <w:text/>
-        </w:sdtPr>
-        <w:sdtContent>
-          <w:r>
-            <w:rPr>
-              <w:rFonts w:asciiTheme="majorBidi" w:hAnsiTheme="majorBidi" w:cstheme="majorBidi"/>
-              <w:b/>
-              <w:bCs/>
-              <w:sz w:val="24"/>
-              <w:szCs w:val="24"/>
-              <w:lang w:bidi="ar-EG"/>
-            </w:rPr>
-            <w:t>PHONE NUMBER</w:t>
-          </w:r>
-        </w:sdtContent>
-      </w:sdt>
-    </w:p>
-    <w:p>
-      <w:pPr>
-        <w:spacing w:before="240" w:after="0"/>
-        <w:rPr>
-          <w:rFonts w:asciiTheme="majorBidi" w:hAnsiTheme="majorBidi" w:cstheme="majorBidi"/>
-          <w:b/>
-          <w:bCs/>
-          <w:sz w:val="24"/>
-          <w:szCs w:val="24"/>
-          <w:lang w:bidi="ar-EG"/>
-        </w:rPr>
-      </w:pPr>
-      <w:r>
-        <w:rPr>
-          <w:rFonts w:asciiTheme="majorBidi" w:hAnsiTheme="majorBidi" w:cstheme="majorBidi"/>
-          <w:sz w:val="24"/>
-          <w:szCs w:val="24"/>
-          <w:rtl/>
-          <w:lang w:bidi="ar-EG"/>
-        </w:rPr>
-        <w:t>رقم الهاتف</w:t>
-      </w:r>
-      <w:r>
-        <w:rPr>
-          <w:rFonts w:asciiTheme="majorBidi" w:hAnsiTheme="majorBidi" w:cstheme="majorBidi"/>
-          <w:sz w:val="24"/>
-          <w:szCs w:val="24"/>
-          <w:lang w:bidi="ar-EG"/>
-        </w:rPr>
-        <w:t xml:space="preserve"> 2 </w:t>
-      </w:r>
-      <w:r>
-        <w:rPr>
-          <w:rFonts w:asciiTheme="majorBidi" w:hAnsiTheme="majorBidi" w:cstheme="majorBidi"/>
-          <w:sz w:val="24"/>
-          <w:szCs w:val="24"/>
-          <w:rtl/>
-          <w:lang w:bidi="ar-EG"/>
-        </w:rPr>
-        <w:t xml:space="preserve">: </w:t>
-      </w:r>
-      <w:sdt>
-        <w:sdtPr>
-          <w:rPr>
-            <w:rFonts w:asciiTheme="majorBidi" w:hAnsiTheme="majorBidi" w:cstheme="majorBidi"/>
-            <w:b/>
-            <w:bCs/>
-            <w:sz w:val="24"/>
-            <w:szCs w:val="24"/>
-            <w:rtl/>
-            <w:lang w:bidi="ar-EG"/>
-          </w:rPr>
-          <w:alias w:val="phone2"/>
-          <w:tag w:val="text"/>
-          <w:id w:val="-754590714"/>
-          <w:placeholder>
-            <w:docPart w:val="12F4A45D4E654D4DBA23760BFFA8D826"/>
-          </w:placeholder>
-          <w15:color w:val="000000"/>
-          <w:text/>
-        </w:sdtPr>
-        <w:sdtContent>
-          <w:r>
-            <w:rPr>
-              <w:rFonts w:asciiTheme="majorBidi" w:hAnsiTheme="majorBidi" w:cstheme="majorBidi"/>
-              <w:b/>
-              <w:bCs/>
-              <w:sz w:val="24"/>
-              <w:szCs w:val="24"/>
-              <w:lang w:bidi="ar-EG"/>
-            </w:rPr>
-            <w:t>PHONE NUMBER</w:t>
-          </w:r>
-        </w:sdtContent>
-      </w:sdt>
-    </w:p>
-    <w:p>
-      <w:pPr>
-        <w:spacing w:before="240" w:after="0"/>
-        <w:rPr>
-          <w:rFonts w:asciiTheme="majorBidi" w:hAnsiTheme="majorBidi" w:cstheme="majorBidi"/>
-          <w:sz w:val="24"/>
-          <w:szCs w:val="24"/>
-          <w:lang w:bidi="ar-EG"/>
-        </w:rPr>
-      </w:pPr>
-      <w:r>
-        <w:rPr>
-          <w:rFonts w:asciiTheme="majorBidi" w:hAnsiTheme="majorBidi" w:cstheme="majorBidi" w:hint="cs"/>
-          <w:sz w:val="24"/>
-          <w:szCs w:val="24"/>
-          <w:rtl/>
-          <w:lang w:bidi="ar-EG"/>
-        </w:rPr>
-        <w:t>العنوان</w:t>
-      </w:r>
-      <w:r>
-        <w:rPr>
-          <w:rFonts w:asciiTheme="majorBidi" w:hAnsiTheme="majorBidi" w:cstheme="majorBidi"/>
-          <w:sz w:val="24"/>
-          <w:szCs w:val="24"/>
-          <w:rtl/>
-          <w:lang w:bidi="ar-EG"/>
-        </w:rPr>
-        <w:t xml:space="preserve">: </w:t>
-      </w:r>
-      <w:sdt>
-        <w:sdtPr>
-          <w:rPr>
-            <w:rFonts w:asciiTheme="majorBidi" w:hAnsiTheme="majorBidi" w:cstheme="majorBidi"/>
-            <w:b/>
-            <w:bCs/>
-            <w:sz w:val="24"/>
-            <w:szCs w:val="24"/>
-            <w:rtl/>
-            <w:lang w:bidi="ar-EG"/>
-          </w:rPr>
-          <w:alias w:val="address"/>
-          <w:tag w:val="text"/>
-          <w:id w:val="-662617209"/>
-          <w:placeholder>
-            <w:docPart w:val="6AAB6916480045EE841BCE0660240C52"/>
-          </w:placeholder>
-          <w15:color w:val="000000"/>
-          <w:text/>
-        </w:sdtPr>
-        <w:sdtContent>
-          <w:r>
-            <w:rPr>
-              <w:rFonts w:asciiTheme="majorBidi" w:hAnsiTheme="majorBidi" w:cstheme="majorBidi"/>
-              <w:b/>
-              <w:bCs/>
-              <w:sz w:val="24"/>
-              <w:szCs w:val="24"/>
-              <w:lang w:bidi="ar-EG"/>
-            </w:rPr>
-            <w:t>ADDRESS</w:t>
-          </w:r>
-        </w:sdtContent>
-      </w:sdt>
-    </w:p>
-    <w:p>
-      <w:pPr>
-        <w:spacing w:before="240" w:after="0"/>
-        <w:rPr>
-          <w:rFonts w:asciiTheme="majorBidi" w:hAnsiTheme="majorBidi" w:cstheme="majorBidi"/>
-          <w:sz w:val="24"/>
-          <w:szCs w:val="24"/>
-          <w:lang w:bidi="ar-EG"/>
-        </w:rPr>
-      </w:pPr>
-      <w:r>
-        <w:rPr>
-          <w:rFonts w:asciiTheme="majorBidi" w:hAnsiTheme="majorBidi" w:cstheme="majorBidi"/>
-          <w:sz w:val="24"/>
-          <w:szCs w:val="24"/>
-          <w:rtl/>
-          <w:lang w:bidi="ar-EG"/>
-        </w:rPr>
-        <w:t xml:space="preserve">الجهة </w:t>
-      </w:r>
-      <w:r>
-        <w:rPr>
-          <w:rFonts w:asciiTheme="majorBidi" w:hAnsiTheme="majorBidi" w:cstheme="majorBidi" w:hint="cs"/>
-          <w:sz w:val="24"/>
-          <w:szCs w:val="24"/>
-          <w:rtl/>
-          <w:lang w:bidi="ar-EG"/>
-        </w:rPr>
-        <w:t>/ الوظيفة</w:t>
-      </w:r>
-      <w:r>
-        <w:rPr>
-          <w:rFonts w:asciiTheme="majorBidi" w:hAnsiTheme="majorBidi" w:cstheme="majorBidi"/>
-          <w:sz w:val="24"/>
-          <w:szCs w:val="24"/>
-          <w:rtl/>
-          <w:lang w:bidi="ar-EG"/>
-        </w:rPr>
-        <w:t xml:space="preserve">: </w:t>
-      </w:r>
-      <w:sdt>
-        <w:sdtPr>
-          <w:rPr>
-            <w:rFonts w:asciiTheme="majorBidi" w:hAnsiTheme="majorBidi" w:cstheme="majorBidi"/>
-            <w:b/>
-            <w:bCs/>
-            <w:sz w:val="24"/>
-            <w:szCs w:val="24"/>
-            <w:rtl/>
-            <w:lang w:bidi="ar-EG"/>
-          </w:rPr>
-          <w:alias w:val="department"/>
-          <w:tag w:val="text"/>
-          <w:id w:val="-1365668913"/>
-          <w:placeholder>
-            <w:docPart w:val="DefaultPlaceholder_-1854013440"/>
-          </w:placeholder>
-          <w15:color w:val="000000"/>
-          <w:text/>
-        </w:sdtPr>
-        <w:sdtContent>
-          <w:r>
-            <w:rPr>
-              <w:rFonts w:asciiTheme="majorBidi" w:hAnsiTheme="majorBidi" w:cstheme="majorBidi"/>
-              <w:b/>
-              <w:bCs/>
-              <w:sz w:val="24"/>
-              <w:szCs w:val="24"/>
-              <w:lang w:bidi="ar-EG"/>
-            </w:rPr>
-            <w:t>DEPARTMENT</w:t>
-          </w:r>
-        </w:sdtContent>
-      </w:sdt>
-      <w:r>
-        <w:rPr>
-          <w:rFonts w:asciiTheme="majorBidi" w:hAnsiTheme="majorBidi" w:cstheme="majorBidi"/>
-          <w:sz w:val="24"/>
-          <w:szCs w:val="24"/>
-          <w:rtl/>
-          <w:lang w:bidi="ar-EG"/>
-        </w:rPr>
-        <w:tab/>
-      </w:r>
-    </w:p>
-    <w:p>
-      <w:pPr>
-        <w:spacing w:before="240" w:after="0"/>
-        <w:rPr>
-          <w:rFonts w:asciiTheme="majorBidi" w:hAnsiTheme="majorBidi" w:cstheme="majorBidi"/>
-          <w:sz w:val="24"/>
-          <w:szCs w:val="24"/>
-          <w:lang w:bidi="ar-EG"/>
-        </w:rPr>
-      </w:pPr>
-    </w:p>
-    <w:p>
-      <w:pPr>
-        <w:spacing w:before="240" w:after="0"/>
-        <w:rPr>
-          <w:rFonts w:asciiTheme="majorBidi" w:hAnsiTheme="majorBidi" w:cstheme="majorBidi"/>
-          <w:sz w:val="24"/>
-          <w:szCs w:val="24"/>
-          <w:lang w:bidi="ar-EG"/>
-        </w:rPr>
-      </w:pPr>
-    </w:p>
-    <w:p>
-      <w:pPr>
-        <w:spacing w:before="240" w:after="0"/>
-        <w:rPr>
-          <w:rFonts w:asciiTheme="majorBidi" w:hAnsiTheme="majorBidi" w:cstheme="majorBidi"/>
-          <w:sz w:val="24"/>
-          <w:szCs w:val="24"/>
-          <w:lang w:bidi="ar-EG"/>
-        </w:rPr>
-      </w:pPr>
-    </w:p>
-    <w:p>
-      <w:pPr>
-        <w:spacing w:before="240" w:after="0"/>
-        <w:rPr>
-          <w:rFonts w:asciiTheme="majorBidi" w:hAnsiTheme="majorBidi" w:cstheme="majorBidi"/>
-          <w:sz w:val="24"/>
-          <w:szCs w:val="24"/>
-          <w:lang w:bidi="ar-EG"/>
-        </w:rPr>
-      </w:pPr>
-    </w:p>
-    <w:p>
-      <w:pPr>
-        <w:spacing w:before="240" w:after="0"/>
-        <w:jc w:val="right"/>
-        <w:rPr>
-          <w:rFonts w:asciiTheme="majorBidi" w:hAnsiTheme="majorBidi" w:cstheme="majorBidi"/>
-          <w:sz w:val="24"/>
-          <w:szCs w:val="24"/>
-          <w:lang w:bidi="ar-EG"/>
-        </w:rPr>
-      </w:pPr>
-    </w:p>
-    <w:p>
-      <w:pPr>
-        <w:spacing w:before="240" w:after="0"/>
-        <w:rPr>
-          <w:rFonts w:asciiTheme="majorBidi" w:hAnsiTheme="majorBidi" w:cstheme="majorBidi"/>
-          <w:sz w:val="24"/>
-          <w:szCs w:val="24"/>
-          <w:lang w:bidi="ar-EG"/>
-        </w:rPr>
-      </w:pPr>
-      <w:r>
-        <w:rPr>
-          <w:rFonts w:asciiTheme="majorBidi" w:hAnsiTheme="majorBidi" w:cstheme="majorBidi"/>
+          <w:rFonts w:asciiTheme="minorBidi" w:hAnsiTheme="minorBidi"/>
           <w:noProof/>
-          <w:sz w:val="24"/>
-          <w:szCs w:val="24"/>
+          <w:sz w:val="28"/>
+          <w:szCs w:val="28"/>
           <w:lang w:bidi="ar-EG"/>
         </w:rPr>
         <mc:AlternateContent>
           <mc:Choice Requires="wps">
             <w:drawing>
-              <wp:anchor distT="45720" distB="45720" distL="114300" distR="114300" simplePos="0" relativeHeight="251659264" behindDoc="0" locked="0" layoutInCell="1" allowOverlap="1" wp14:anchorId="518920C9" wp14:editId="774E9C69">
+              <wp:anchor distT="0" distB="0" distL="114300" distR="114300" simplePos="0" relativeHeight="251658240" behindDoc="1" locked="0" layoutInCell="1" allowOverlap="1" wp14:anchorId="518920C9" wp14:editId="75A4A617">
                 <wp:simplePos x="0" y="0"/>
                 <wp:positionH relativeFrom="margin">
                   <wp:align>left</wp:align>
                 </wp:positionH>
                 <wp:positionV relativeFrom="paragraph">
-                  <wp:posOffset>148362</wp:posOffset>
+                  <wp:posOffset>1445595</wp:posOffset>
                 </wp:positionV>
-                <wp:extent cx="2360930" cy="1404620"/>
+                <wp:extent cx="2354580" cy="1872615"/>
                 <wp:effectExtent l="0" t="0" r="0" b="0"/>
                 <wp:wrapSquare wrapText="bothSides"/>
                 <wp:docPr id="217" name="Text Box 2"/>
@@ -1108,7 +823,7 @@
                       <wps:spPr bwMode="auto">
                         <a:xfrm>
                           <a:off x="0" y="0"/>
-                          <a:ext cx="2360930" cy="1404620"/>
+                          <a:ext cx="2354580" cy="1872615"/>
                         </a:xfrm>
                         <a:prstGeom prst="rect">
                           <a:avLst/>
@@ -1175,6 +890,19 @@
                                 <w:lang w:bidi="ar-EG"/>
                               </w:rPr>
                               <w:t>وى</w:t>
+                            </w:r>
+                            <w:r>
+                              <w:rPr>
+                                <w:rFonts w:asciiTheme="majorBidi" w:hAnsiTheme="majorBidi" w:cstheme="majorBidi" w:hint="cs"/>
+                                <w:b/>
+                                <w:bCs/>
+                                <w:sz w:val="28"/>
+                                <w:szCs w:val="28"/>
+                                <w:u w:val="single"/>
+                                <w:rtl/>
+                                <w:lang w:bidi="ar-EG"/>
+                              </w:rPr>
+                              <w:t>:</w:t>
                             </w:r>
                           </w:p>
                           <w:p>
@@ -1366,12 +1094,6 @@
                     </wps:wsp>
                   </a:graphicData>
                 </a:graphic>
-                <wp14:sizeRelH relativeFrom="margin">
-                  <wp14:pctWidth>40000</wp14:pctWidth>
-                </wp14:sizeRelH>
-                <wp14:sizeRelV relativeFrom="margin">
-                  <wp14:pctHeight>20000</wp14:pctHeight>
-                </wp14:sizeRelV>
               </wp:anchor>
             </w:drawing>
           </mc:Choice>
@@ -1381,7 +1103,7 @@
                 <v:stroke joinstyle="miter"/>
                 <v:path gradientshapeok="t" o:connecttype="rect"/>
               </v:shapetype>
-              <v:shape id="Text Box 2" o:spid="_x0000_s1026" type="#_x0000_t202" style="position:absolute;left:0;text-align:left;margin-left:0;margin-top:11.7pt;width:185.9pt;height:110.6pt;z-index:251659264;visibility:visible;mso-wrap-style:square;mso-width-percent:400;mso-height-percent:200;mso-wrap-distance-left:9pt;mso-wrap-distance-top:3.6pt;mso-wrap-distance-right:9pt;mso-wrap-distance-bottom:3.6pt;mso-position-horizontal:left;mso-position-horizontal-relative:margin;mso-position-vertical:absolute;mso-position-vertical-relative:text;mso-width-percent:400;mso-height-percent:200;mso-width-relative:margin;mso-height-relative:margin;v-text-anchor:top" o:gfxdata="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" filled="f" stroked="f">
+              <v:shape id="Text Box 2" o:spid="_x0000_s1026" type="#_x0000_t202" style="position:absolute;left:0;text-align:left;margin-left:0;margin-top:113.85pt;width:185.4pt;height:147.45pt;z-index:-251658240;visibility:visible;mso-wrap-style:square;mso-wrap-distance-left:9pt;mso-wrap-distance-top:0;mso-wrap-distance-right:9pt;mso-wrap-distance-bottom:0;mso-position-horizontal:left;mso-position-horizontal-relative:margin;mso-position-vertical:absolute;mso-position-vertical-relative:text;v-text-anchor:top" o:gfxdata="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" filled="f" stroked="f">
                 <v:textbox style="mso-fit-shape-to-text:t">
                   <w:txbxContent>
                     <w:p>
@@ -1436,6 +1158,19 @@
                           <w:lang w:bidi="ar-EG"/>
                         </w:rPr>
                         <w:t>وى</w:t>
+                      </w:r>
+                      <w:r>
+                        <w:rPr>
+                          <w:rFonts w:asciiTheme="majorBidi" w:hAnsiTheme="majorBidi" w:cstheme="majorBidi" w:hint="cs"/>
+                          <w:b/>
+                          <w:bCs/>
+                          <w:sz w:val="28"/>
+                          <w:szCs w:val="28"/>
+                          <w:u w:val="single"/>
+                          <w:rtl/>
+                          <w:lang w:bidi="ar-EG"/>
+                        </w:rPr>
+                        <w:t>:</w:t>
                       </w:r>
                     </w:p>
                     <w:p>
@@ -1627,76 +1362,1163 @@
           </mc:Fallback>
         </mc:AlternateContent>
       </w:r>
-    </w:p>
-    <w:p>
-      <w:pPr>
-        <w:spacing w:before="240" w:after="0"/>
+      <w:r>
         <w:rPr>
-          <w:rFonts w:asciiTheme="majorBidi" w:hAnsiTheme="majorBidi" w:cstheme="majorBidi"/>
-          <w:sz w:val="24"/>
-          <w:szCs w:val="24"/>
+          <w:rFonts w:asciiTheme="minorBidi" w:hAnsiTheme="minorBidi"/>
+          <w:noProof/>
+          <w:sz w:val="28"/>
+          <w:szCs w:val="28"/>
           <w:lang w:bidi="ar-EG"/>
         </w:rPr>
-      </w:pPr>
-    </w:p>
-    <w:p>
-      <w:pPr>
-        <w:spacing w:before="240" w:after="0"/>
-        <w:rPr>
-          <w:rFonts w:asciiTheme="majorBidi" w:hAnsiTheme="majorBidi" w:cstheme="majorBidi"/>
-          <w:sz w:val="24"/>
-          <w:szCs w:val="24"/>
-          <w:lang w:bidi="ar-EG"/>
-        </w:rPr>
-      </w:pPr>
-    </w:p>
-    <w:p>
-      <w:pPr>
-        <w:spacing w:before="240" w:after="0"/>
-        <w:rPr>
-          <w:rFonts w:asciiTheme="majorBidi" w:hAnsiTheme="majorBidi" w:cstheme="majorBidi"/>
-          <w:sz w:val="24"/>
-          <w:szCs w:val="24"/>
-          <w:lang w:bidi="ar-EG"/>
-        </w:rPr>
-      </w:pPr>
-    </w:p>
-    <w:p>
-      <w:pPr>
-        <w:spacing w:before="240" w:after="0"/>
-        <w:rPr>
-          <w:rFonts w:asciiTheme="majorBidi" w:hAnsiTheme="majorBidi" w:cstheme="majorBidi"/>
-          <w:sz w:val="24"/>
-          <w:szCs w:val="24"/>
-          <w:lang w:bidi="ar-EG"/>
-        </w:rPr>
-      </w:pPr>
-    </w:p>
-    <w:p>
-      <w:pPr>
-        <w:spacing w:before="240" w:after="0"/>
-        <w:jc w:val="center"/>
-        <w:rPr>
-          <w:rFonts w:asciiTheme="majorBidi" w:hAnsiTheme="majorBidi" w:cstheme="majorBidi"/>
-          <w:sz w:val="32"/>
-          <w:szCs w:val="32"/>
-          <w:lang w:bidi="ar-EG"/>
-        </w:rPr>
-      </w:pPr>
+        <mc:AlternateContent>
+          <mc:Choice Requires="wps">
+            <w:drawing>
+              <wp:anchor distT="0" distB="0" distL="114300" distR="114300" simplePos="0" relativeHeight="251659264" behindDoc="0" locked="0" layoutInCell="1" allowOverlap="1" wp14:anchorId="6612D614" wp14:editId="4A5B8996">
+                <wp:simplePos x="0" y="0"/>
+                <wp:positionH relativeFrom="column">
+                  <wp:posOffset>3567754</wp:posOffset>
+                </wp:positionH>
+                <wp:positionV relativeFrom="paragraph">
+                  <wp:posOffset>402291</wp:posOffset>
+                </wp:positionV>
+                <wp:extent cx="3227705" cy="2955925"/>
+                <wp:effectExtent l="0" t="0" r="0" b="0"/>
+                <wp:wrapTopAndBottom/>
+                <wp:docPr id="1676275353" name="Text Box 2"/>
+                <wp:cNvGraphicFramePr>
+                  <a:graphicFrameLocks xmlns:a="http://schemas.openxmlformats.org/drawingml/2006/main"/>
+                </wp:cNvGraphicFramePr>
+                <a:graphic xmlns:a="http://schemas.openxmlformats.org/drawingml/2006/main">
+                  <a:graphicData uri="http://schemas.microsoft.com/office/word/2010/wordprocessingShape">
+                    <wps:wsp>
+                      <wps:cNvSpPr txBox="1">
+                        <a:spLocks noChangeArrowheads="1"/>
+                      </wps:cNvSpPr>
+                      <wps:spPr bwMode="auto">
+                        <a:xfrm>
+                          <a:off x="0" y="0"/>
+                          <a:ext cx="3227705" cy="2955925"/>
+                        </a:xfrm>
+                        <a:prstGeom prst="rect">
+                          <a:avLst/>
+                        </a:prstGeom>
+                        <a:noFill/>
+                        <a:ln w="9525">
+                          <a:noFill/>
+                          <a:miter lim="800000"/>
+                          <a:headEnd/>
+                          <a:tailEnd/>
+                        </a:ln>
+                      </wps:spPr>
+                      <wps:txbx>
+                        <w:txbxContent>
+                          <w:p>
+                            <w:pPr>
+                              <w:spacing w:before="240" w:after="0"/>
+                              <w:rPr>
+                                <w:rFonts w:asciiTheme="majorBidi" w:hAnsiTheme="majorBidi" w:cstheme="majorBidi"/>
+                                <w:b/>
+                                <w:bCs/>
+                                <w:sz w:val="28"/>
+                                <w:szCs w:val="28"/>
+                                <w:u w:val="single"/>
+                                <w:rtl/>
+                                <w:lang w:bidi="ar-EG"/>
+                              </w:rPr>
+                            </w:pPr>
+                            <w:r>
+                              <w:rPr>
+                                <w:rFonts w:asciiTheme="majorBidi" w:hAnsiTheme="majorBidi" w:cstheme="majorBidi" w:hint="cs"/>
+                                <w:b/>
+                                <w:bCs/>
+                                <w:sz w:val="28"/>
+                                <w:szCs w:val="28"/>
+                                <w:u w:val="single"/>
+                                <w:rtl/>
+                                <w:lang w:bidi="ar-EG"/>
+                              </w:rPr>
+                              <w:t>بيانات مقدم</w:t>
+                            </w:r>
+                            <w:r>
+                              <w:rPr>
+                                <w:rFonts w:asciiTheme="majorBidi" w:hAnsiTheme="majorBidi" w:cstheme="majorBidi"/>
+                                <w:b/>
+                                <w:bCs/>
+                                <w:sz w:val="28"/>
+                                <w:szCs w:val="28"/>
+                                <w:u w:val="single"/>
+                                <w:rtl/>
+                                <w:lang w:bidi="ar-EG"/>
+                              </w:rPr>
+                              <w:t xml:space="preserve"> الشك</w:t>
+                            </w:r>
+                            <w:r>
+                              <w:rPr>
+                                <w:rFonts w:asciiTheme="majorBidi" w:hAnsiTheme="majorBidi" w:cstheme="majorBidi" w:hint="cs"/>
+                                <w:b/>
+                                <w:bCs/>
+                                <w:sz w:val="28"/>
+                                <w:szCs w:val="28"/>
+                                <w:u w:val="single"/>
+                                <w:rtl/>
+                                <w:lang w:bidi="ar-EG"/>
+                              </w:rPr>
+                              <w:t>وى</w:t>
+                            </w:r>
+                            <w:r>
+                              <w:rPr>
+                                <w:rFonts w:asciiTheme="majorBidi" w:hAnsiTheme="majorBidi" w:cstheme="majorBidi"/>
+                                <w:b/>
+                                <w:bCs/>
+                                <w:sz w:val="28"/>
+                                <w:szCs w:val="28"/>
+                                <w:u w:val="single"/>
+                                <w:rtl/>
+                                <w:lang w:bidi="ar-EG"/>
+                              </w:rPr>
+                              <w:t>:</w:t>
+                            </w:r>
+                          </w:p>
+                          <w:p>
+                            <w:pPr>
+                              <w:spacing w:before="240" w:after="0"/>
+                              <w:rPr>
+                                <w:rFonts w:asciiTheme="majorBidi" w:hAnsiTheme="majorBidi" w:cstheme="majorBidi"/>
+                                <w:b/>
+                                <w:bCs/>
+                                <w:sz w:val="24"/>
+                                <w:szCs w:val="24"/>
+                                <w:lang w:bidi="ar-EG"/>
+                              </w:rPr>
+                            </w:pPr>
+                            <w:r>
+                              <w:rPr>
+                                <w:rFonts w:asciiTheme="majorBidi" w:hAnsiTheme="majorBidi" w:cstheme="majorBidi"/>
+                                <w:sz w:val="24"/>
+                                <w:szCs w:val="24"/>
+                                <w:rtl/>
+                                <w:lang w:bidi="ar-EG"/>
+                              </w:rPr>
+                              <w:t xml:space="preserve">الاسم: </w:t>
+                            </w:r>
+                            <w:sdt>
+                              <w:sdtPr>
+                                <w:rPr>
+                                  <w:rFonts w:asciiTheme="majorBidi" w:hAnsiTheme="majorBidi" w:cstheme="majorBidi"/>
+                                  <w:b/>
+                                  <w:bCs/>
+                                  <w:sz w:val="24"/>
+                                  <w:szCs w:val="24"/>
+                                  <w:rtl/>
+                                  <w:lang w:bidi="ar-EG"/>
+                                </w:rPr>
+                                <w:alias w:val="name"/>
+                                <w:tag w:val="text"/>
+                                <w:id w:val="199833011"/>
+                                <w15:color w:val="000000"/>
+                                <w:text/>
+                              </w:sdtPr>
+                              <w:sdtContent>
+                                <w:r>
+                                  <w:rPr>
+                                    <w:rFonts w:asciiTheme="majorBidi" w:hAnsiTheme="majorBidi" w:cstheme="majorBidi"/>
+                                    <w:b/>
+                                    <w:bCs/>
+                                    <w:sz w:val="24"/>
+                                    <w:szCs w:val="24"/>
+                                    <w:lang w:bidi="ar-EG"/>
+                                  </w:rPr>
+                                  <w:t>NAME</w:t>
+                                </w:r>
+                              </w:sdtContent>
+                            </w:sdt>
+                          </w:p>
+                          <w:p>
+                            <w:pPr>
+                              <w:spacing w:before="240" w:after="0"/>
+                              <w:rPr>
+                                <w:rFonts w:asciiTheme="majorBidi" w:hAnsiTheme="majorBidi" w:cstheme="majorBidi"/>
+                                <w:b/>
+                                <w:bCs/>
+                                <w:sz w:val="24"/>
+                                <w:szCs w:val="24"/>
+                                <w:rtl/>
+                                <w:lang w:bidi="ar-EG"/>
+                              </w:rPr>
+                            </w:pPr>
+                            <w:r>
+                              <w:rPr>
+                                <w:rFonts w:asciiTheme="majorBidi" w:hAnsiTheme="majorBidi" w:cstheme="majorBidi" w:hint="cs"/>
+                                <w:sz w:val="24"/>
+                                <w:szCs w:val="24"/>
+                                <w:rtl/>
+                                <w:lang w:bidi="ar-EG"/>
+                              </w:rPr>
+                              <w:t>الرقم القومي</w:t>
+                            </w:r>
+                            <w:r>
+                              <w:rPr>
+                                <w:rFonts w:asciiTheme="majorBidi" w:hAnsiTheme="majorBidi" w:cstheme="majorBidi" w:hint="cs"/>
+                                <w:sz w:val="24"/>
+                                <w:szCs w:val="24"/>
+                                <w:rtl/>
+                                <w:lang w:bidi="ar-EG"/>
+                              </w:rPr>
+                              <w:t xml:space="preserve">: </w:t>
+                            </w:r>
+                            <w:sdt>
+                              <w:sdtPr>
+                                <w:rPr>
+                                  <w:rFonts w:asciiTheme="majorBidi" w:hAnsiTheme="majorBidi" w:cstheme="majorBidi" w:hint="cs"/>
+                                  <w:b/>
+                                  <w:bCs/>
+                                  <w:sz w:val="24"/>
+                                  <w:szCs w:val="24"/>
+                                  <w:rtl/>
+                                  <w:lang w:bidi="ar-EG"/>
+                                </w:rPr>
+                                <w:alias w:val="nationalId"/>
+                                <w:tag w:val="text"/>
+                                <w:id w:val="1699043205"/>
+                                <w15:color w:val="000000"/>
+                                <w:text/>
+                              </w:sdtPr>
+                              <w:sdtContent>
+                                <w:r>
+                                  <w:rPr>
+                                    <w:rFonts w:asciiTheme="majorBidi" w:hAnsiTheme="majorBidi" w:cstheme="majorBidi"/>
+                                    <w:b/>
+                                    <w:bCs/>
+                                    <w:sz w:val="24"/>
+                                    <w:szCs w:val="24"/>
+                                    <w:lang w:bidi="ar-EG"/>
+                                  </w:rPr>
+                                  <w:t>NATIONALID</w:t>
+                                </w:r>
+                              </w:sdtContent>
+                            </w:sdt>
+                          </w:p>
+                          <w:p>
+                            <w:pPr>
+                              <w:spacing w:before="240" w:after="0"/>
+                              <w:rPr>
+                                <w:rFonts w:asciiTheme="majorBidi" w:hAnsiTheme="majorBidi" w:cstheme="majorBidi"/>
+                                <w:sz w:val="24"/>
+                                <w:szCs w:val="24"/>
+                                <w:lang w:bidi="ar-EG"/>
+                              </w:rPr>
+                            </w:pPr>
+                            <w:r>
+                              <w:rPr>
+                                <w:rFonts w:asciiTheme="majorBidi" w:hAnsiTheme="majorBidi" w:cstheme="majorBidi"/>
+                                <w:sz w:val="24"/>
+                                <w:szCs w:val="24"/>
+                                <w:rtl/>
+                                <w:lang w:bidi="ar-EG"/>
+                              </w:rPr>
+                              <w:t>رقم الهاتف</w:t>
+                            </w:r>
+                            <w:r>
+                              <w:rPr>
+                                <w:rFonts w:asciiTheme="majorBidi" w:hAnsiTheme="majorBidi" w:cstheme="majorBidi"/>
+                                <w:sz w:val="24"/>
+                                <w:szCs w:val="24"/>
+                                <w:lang w:bidi="ar-EG"/>
+                              </w:rPr>
+                              <w:t xml:space="preserve"> 1 </w:t>
+                            </w:r>
+                            <w:r>
+                              <w:rPr>
+                                <w:rFonts w:asciiTheme="majorBidi" w:hAnsiTheme="majorBidi" w:cstheme="majorBidi"/>
+                                <w:sz w:val="24"/>
+                                <w:szCs w:val="24"/>
+                                <w:rtl/>
+                                <w:lang w:bidi="ar-EG"/>
+                              </w:rPr>
+                              <w:t xml:space="preserve">: </w:t>
+                            </w:r>
+                            <w:sdt>
+                              <w:sdtPr>
+                                <w:rPr>
+                                  <w:rFonts w:asciiTheme="majorBidi" w:hAnsiTheme="majorBidi" w:cstheme="majorBidi"/>
+                                  <w:b/>
+                                  <w:bCs/>
+                                  <w:sz w:val="24"/>
+                                  <w:szCs w:val="24"/>
+                                  <w:rtl/>
+                                  <w:lang w:bidi="ar-EG"/>
+                                </w:rPr>
+                                <w:alias w:val="phone"/>
+                                <w:tag w:val="text"/>
+                                <w:id w:val="-523865455"/>
+                                <w15:color w:val="000000"/>
+                                <w:text/>
+                              </w:sdtPr>
+                              <w:sdtContent>
+                                <w:r>
+                                  <w:rPr>
+                                    <w:rFonts w:asciiTheme="majorBidi" w:hAnsiTheme="majorBidi" w:cstheme="majorBidi"/>
+                                    <w:b/>
+                                    <w:bCs/>
+                                    <w:sz w:val="24"/>
+                                    <w:szCs w:val="24"/>
+                                    <w:lang w:bidi="ar-EG"/>
+                                  </w:rPr>
+                                  <w:t>PHONE NUMBER</w:t>
+                                </w:r>
+                              </w:sdtContent>
+                            </w:sdt>
+                          </w:p>
+                          <w:p>
+                            <w:pPr>
+                              <w:spacing w:before="240" w:after="0"/>
+                              <w:rPr>
+                                <w:rFonts w:asciiTheme="majorBidi" w:hAnsiTheme="majorBidi" w:cstheme="majorBidi"/>
+                                <w:b/>
+                                <w:bCs/>
+                                <w:sz w:val="24"/>
+                                <w:szCs w:val="24"/>
+                                <w:lang w:bidi="ar-EG"/>
+                              </w:rPr>
+                            </w:pPr>
+                            <w:r>
+                              <w:rPr>
+                                <w:rFonts w:asciiTheme="majorBidi" w:hAnsiTheme="majorBidi" w:cstheme="majorBidi"/>
+                                <w:sz w:val="24"/>
+                                <w:szCs w:val="24"/>
+                                <w:rtl/>
+                                <w:lang w:bidi="ar-EG"/>
+                              </w:rPr>
+                              <w:t>رقم الهاتف</w:t>
+                            </w:r>
+                            <w:r>
+                              <w:rPr>
+                                <w:rFonts w:asciiTheme="majorBidi" w:hAnsiTheme="majorBidi" w:cstheme="majorBidi"/>
+                                <w:sz w:val="24"/>
+                                <w:szCs w:val="24"/>
+                                <w:lang w:bidi="ar-EG"/>
+                              </w:rPr>
+                              <w:t xml:space="preserve"> 2 </w:t>
+                            </w:r>
+                            <w:r>
+                              <w:rPr>
+                                <w:rFonts w:asciiTheme="majorBidi" w:hAnsiTheme="majorBidi" w:cstheme="majorBidi"/>
+                                <w:sz w:val="24"/>
+                                <w:szCs w:val="24"/>
+                                <w:rtl/>
+                                <w:lang w:bidi="ar-EG"/>
+                              </w:rPr>
+                              <w:t xml:space="preserve">: </w:t>
+                            </w:r>
+                            <w:sdt>
+                              <w:sdtPr>
+                                <w:rPr>
+                                  <w:rFonts w:asciiTheme="majorBidi" w:hAnsiTheme="majorBidi" w:cstheme="majorBidi"/>
+                                  <w:b/>
+                                  <w:bCs/>
+                                  <w:sz w:val="24"/>
+                                  <w:szCs w:val="24"/>
+                                  <w:rtl/>
+                                  <w:lang w:bidi="ar-EG"/>
+                                </w:rPr>
+                                <w:alias w:val="phone2"/>
+                                <w:tag w:val="text"/>
+                                <w:id w:val="-1955935922"/>
+                                <w15:color w:val="000000"/>
+                                <w:text/>
+                              </w:sdtPr>
+                              <w:sdtContent>
+                                <w:r>
+                                  <w:rPr>
+                                    <w:rFonts w:asciiTheme="majorBidi" w:hAnsiTheme="majorBidi" w:cstheme="majorBidi"/>
+                                    <w:b/>
+                                    <w:bCs/>
+                                    <w:sz w:val="24"/>
+                                    <w:szCs w:val="24"/>
+                                    <w:lang w:bidi="ar-EG"/>
+                                  </w:rPr>
+                                  <w:t>PHONE NUMBER</w:t>
+                                </w:r>
+                              </w:sdtContent>
+                            </w:sdt>
+                          </w:p>
+                          <w:p>
+                            <w:pPr>
+                              <w:spacing w:before="240" w:after="0"/>
+                              <w:rPr>
+                                <w:rFonts w:asciiTheme="majorBidi" w:hAnsiTheme="majorBidi" w:cstheme="majorBidi"/>
+                                <w:sz w:val="24"/>
+                                <w:szCs w:val="24"/>
+                                <w:lang w:bidi="ar-EG"/>
+                              </w:rPr>
+                            </w:pPr>
+                            <w:r>
+                              <w:rPr>
+                                <w:rFonts w:asciiTheme="majorBidi" w:hAnsiTheme="majorBidi" w:cstheme="majorBidi" w:hint="cs"/>
+                                <w:sz w:val="24"/>
+                                <w:szCs w:val="24"/>
+                                <w:rtl/>
+                                <w:lang w:bidi="ar-EG"/>
+                              </w:rPr>
+                              <w:t>العنوان</w:t>
+                            </w:r>
+                            <w:r>
+                              <w:rPr>
+                                <w:rFonts w:asciiTheme="majorBidi" w:hAnsiTheme="majorBidi" w:cstheme="majorBidi"/>
+                                <w:sz w:val="24"/>
+                                <w:szCs w:val="24"/>
+                                <w:rtl/>
+                                <w:lang w:bidi="ar-EG"/>
+                              </w:rPr>
+                              <w:t xml:space="preserve">: </w:t>
+                            </w:r>
+                            <w:sdt>
+                              <w:sdtPr>
+                                <w:rPr>
+                                  <w:rFonts w:asciiTheme="majorBidi" w:hAnsiTheme="majorBidi" w:cstheme="majorBidi"/>
+                                  <w:b/>
+                                  <w:bCs/>
+                                  <w:sz w:val="24"/>
+                                  <w:szCs w:val="24"/>
+                                  <w:rtl/>
+                                  <w:lang w:bidi="ar-EG"/>
+                                </w:rPr>
+                                <w:alias w:val="address"/>
+                                <w:tag w:val="text"/>
+                                <w:id w:val="698975263"/>
+                                <w15:color w:val="000000"/>
+                                <w:text/>
+                              </w:sdtPr>
+                              <w:sdtContent>
+                                <w:r>
+                                  <w:rPr>
+                                    <w:rFonts w:asciiTheme="majorBidi" w:hAnsiTheme="majorBidi" w:cstheme="majorBidi"/>
+                                    <w:b/>
+                                    <w:bCs/>
+                                    <w:sz w:val="24"/>
+                                    <w:szCs w:val="24"/>
+                                    <w:lang w:bidi="ar-EG"/>
+                                  </w:rPr>
+                                  <w:t>ADDRESS</w:t>
+                                </w:r>
+                              </w:sdtContent>
+                            </w:sdt>
+                          </w:p>
+                          <w:p>
+                            <w:pPr>
+                              <w:spacing w:before="240" w:after="0"/>
+                              <w:rPr>
+                                <w:rFonts w:asciiTheme="majorBidi" w:hAnsiTheme="majorBidi" w:cstheme="majorBidi"/>
+                                <w:b/>
+                                <w:bCs/>
+                                <w:sz w:val="24"/>
+                                <w:szCs w:val="24"/>
+                                <w:lang w:bidi="ar-EG"/>
+                              </w:rPr>
+                            </w:pPr>
+                            <w:r>
+                              <w:rPr>
+                                <w:rFonts w:asciiTheme="majorBidi" w:hAnsiTheme="majorBidi" w:cstheme="majorBidi"/>
+                                <w:sz w:val="24"/>
+                                <w:szCs w:val="24"/>
+                                <w:rtl/>
+                                <w:lang w:bidi="ar-EG"/>
+                              </w:rPr>
+                              <w:t xml:space="preserve">الجهة </w:t>
+                            </w:r>
+                            <w:r>
+                              <w:rPr>
+                                <w:rFonts w:asciiTheme="majorBidi" w:hAnsiTheme="majorBidi" w:cstheme="majorBidi" w:hint="cs"/>
+                                <w:sz w:val="24"/>
+                                <w:szCs w:val="24"/>
+                                <w:rtl/>
+                                <w:lang w:bidi="ar-EG"/>
+                              </w:rPr>
+                              <w:t>/ الوظيفة</w:t>
+                            </w:r>
+                            <w:r>
+                              <w:rPr>
+                                <w:rFonts w:asciiTheme="majorBidi" w:hAnsiTheme="majorBidi" w:cstheme="majorBidi"/>
+                                <w:sz w:val="24"/>
+                                <w:szCs w:val="24"/>
+                                <w:rtl/>
+                                <w:lang w:bidi="ar-EG"/>
+                              </w:rPr>
+                              <w:t xml:space="preserve">: </w:t>
+                            </w:r>
+                            <w:sdt>
+                              <w:sdtPr>
+                                <w:rPr>
+                                  <w:rFonts w:asciiTheme="majorBidi" w:hAnsiTheme="majorBidi" w:cstheme="majorBidi"/>
+                                  <w:b/>
+                                  <w:bCs/>
+                                  <w:sz w:val="24"/>
+                                  <w:szCs w:val="24"/>
+                                  <w:rtl/>
+                                  <w:lang w:bidi="ar-EG"/>
+                                </w:rPr>
+                                <w:alias w:val="department"/>
+                                <w:tag w:val="text"/>
+                                <w:id w:val="923542675"/>
+                                <w15:color w:val="000000"/>
+                                <w:text/>
+                              </w:sdtPr>
+                              <w:sdtContent>
+                                <w:r>
+                                  <w:rPr>
+                                    <w:rFonts w:asciiTheme="majorBidi" w:hAnsiTheme="majorBidi" w:cstheme="majorBidi"/>
+                                    <w:b/>
+                                    <w:bCs/>
+                                    <w:sz w:val="24"/>
+                                    <w:szCs w:val="24"/>
+                                    <w:lang w:bidi="ar-EG"/>
+                                  </w:rPr>
+                                  <w:t>DEPARTMENT</w:t>
+                                </w:r>
+                              </w:sdtContent>
+                            </w:sdt>
+                          </w:p>
+                          <w:p>
+                            <w:pPr>
+                              <w:spacing w:before="240" w:after="0"/>
+                              <w:rPr>
+                                <w:rFonts w:asciiTheme="majorBidi" w:hAnsiTheme="majorBidi" w:cstheme="majorBidi"/>
+                                <w:b/>
+                                <w:bCs/>
+                                <w:sz w:val="24"/>
+                                <w:szCs w:val="24"/>
+                                <w:lang w:bidi="ar-EG"/>
+                              </w:rPr>
+                            </w:pPr>
+                            <w:r>
+                              <w:rPr>
+                                <w:rFonts w:asciiTheme="majorBidi" w:hAnsiTheme="majorBidi" w:cstheme="majorBidi" w:hint="cs"/>
+                                <w:b/>
+                                <w:bCs/>
+                                <w:sz w:val="28"/>
+                                <w:szCs w:val="28"/>
+                                <w:rtl/>
+                                <w:lang w:bidi="ar-EG"/>
+                              </w:rPr>
+                              <w:t>توقيت تقديم الشكوى</w:t>
+                            </w:r>
+                            <w:r>
+                              <w:rPr>
+                                <w:rFonts w:asciiTheme="majorBidi" w:hAnsiTheme="majorBidi" w:cstheme="majorBidi" w:hint="cs"/>
+                                <w:b/>
+                                <w:bCs/>
+                                <w:sz w:val="24"/>
+                                <w:szCs w:val="24"/>
+                                <w:rtl/>
+                                <w:lang w:bidi="ar-EG"/>
+                              </w:rPr>
+                              <w:t xml:space="preserve">: </w:t>
+                            </w:r>
+                            <w:sdt>
+                              <w:sdtPr>
+                                <w:rPr>
+                                  <w:rFonts w:asciiTheme="majorBidi" w:hAnsiTheme="majorBidi" w:cstheme="majorBidi" w:hint="cs"/>
+                                  <w:sz w:val="24"/>
+                                  <w:szCs w:val="24"/>
+                                  <w:rtl/>
+                                  <w:lang w:bidi="ar-EG"/>
+                                </w:rPr>
+                                <w:alias w:val="date"/>
+                                <w:tag w:val="text"/>
+                                <w:id w:val="548733767"/>
+                                <w:text/>
+                              </w:sdtPr>
+                              <w:sdtContent>
+                                <w:r>
+                                  <w:rPr>
+                                    <w:rFonts w:asciiTheme="majorBidi" w:hAnsiTheme="majorBidi" w:cstheme="majorBidi"/>
+                                    <w:sz w:val="24"/>
+                                    <w:szCs w:val="24"/>
+                                    <w:lang w:bidi="ar-EG"/>
+                                  </w:rPr>
+                                  <w:t>DATE</w:t>
+                                </w:r>
+                              </w:sdtContent>
+                            </w:sdt>
+                          </w:p>
+                        </w:txbxContent>
+                      </wps:txbx>
+                      <wps:bodyPr rot="0" vert="horz" wrap="square" lIns="91440" tIns="45720" rIns="91440" bIns="45720" anchor="t" anchorCtr="0">
+                        <a:noAutofit/>
+                      </wps:bodyPr>
+                    </wps:wsp>
+                  </a:graphicData>
+                </a:graphic>
+                <wp14:sizeRelH relativeFrom="margin">
+                  <wp14:pctWidth>0</wp14:pctWidth>
+                </wp14:sizeRelH>
+                <wp14:sizeRelV relativeFrom="margin">
+                  <wp14:pctHeight>0</wp14:pctHeight>
+                </wp14:sizeRelV>
+              </wp:anchor>
+            </w:drawing>
+          </mc:Choice>
+          <mc:Fallback>
+            <w:pict>
+              <v:shape w14:anchorId="6612D614" id="_x0000_s1027" type="#_x0000_t202" style="position:absolute;left:0;text-align:left;margin-left:280.95pt;margin-top:31.7pt;width:254.15pt;height:232.75pt;z-index:251659264;visibility:visible;mso-wrap-style:square;mso-width-percent:0;mso-height-percent:0;mso-wrap-distance-left:9pt;mso-wrap-distance-top:0;mso-wrap-distance-right:9pt;mso-wrap-distance-bottom:0;mso-position-horizontal:absolute;mso-position-horizontal-relative:text;mso-position-vertical:absolute;mso-position-vertical-relative:text;mso-width-percent:0;mso-height-percent:0;mso-width-relative:margin;mso-height-relative:margin;v-text-anchor:top" o:gfxdata="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" filled="f" stroked="f">
+                <v:textbox>
+                  <w:txbxContent>
+                    <w:p>
+                      <w:pPr>
+                        <w:spacing w:before="240" w:after="0"/>
+                        <w:rPr>
+                          <w:rFonts w:asciiTheme="majorBidi" w:hAnsiTheme="majorBidi" w:cstheme="majorBidi"/>
+                          <w:b/>
+                          <w:bCs/>
+                          <w:sz w:val="28"/>
+                          <w:szCs w:val="28"/>
+                          <w:u w:val="single"/>
+                          <w:rtl/>
+                          <w:lang w:bidi="ar-EG"/>
+                        </w:rPr>
+                      </w:pPr>
+                      <w:r>
+                        <w:rPr>
+                          <w:rFonts w:asciiTheme="majorBidi" w:hAnsiTheme="majorBidi" w:cstheme="majorBidi" w:hint="cs"/>
+                          <w:b/>
+                          <w:bCs/>
+                          <w:sz w:val="28"/>
+                          <w:szCs w:val="28"/>
+                          <w:u w:val="single"/>
+                          <w:rtl/>
+                          <w:lang w:bidi="ar-EG"/>
+                        </w:rPr>
+                        <w:t>بيانات مقدم</w:t>
+                      </w:r>
+                      <w:r>
+                        <w:rPr>
+                          <w:rFonts w:asciiTheme="majorBidi" w:hAnsiTheme="majorBidi" w:cstheme="majorBidi"/>
+                          <w:b/>
+                          <w:bCs/>
+                          <w:sz w:val="28"/>
+                          <w:szCs w:val="28"/>
+                          <w:u w:val="single"/>
+                          <w:rtl/>
+                          <w:lang w:bidi="ar-EG"/>
+                        </w:rPr>
+                        <w:t xml:space="preserve"> الشك</w:t>
+                      </w:r>
+                      <w:r>
+                        <w:rPr>
+                          <w:rFonts w:asciiTheme="majorBidi" w:hAnsiTheme="majorBidi" w:cstheme="majorBidi" w:hint="cs"/>
+                          <w:b/>
+                          <w:bCs/>
+                          <w:sz w:val="28"/>
+                          <w:szCs w:val="28"/>
+                          <w:u w:val="single"/>
+                          <w:rtl/>
+                          <w:lang w:bidi="ar-EG"/>
+                        </w:rPr>
+                        <w:t>وى</w:t>
+                      </w:r>
+                      <w:r>
+                        <w:rPr>
+                          <w:rFonts w:asciiTheme="majorBidi" w:hAnsiTheme="majorBidi" w:cstheme="majorBidi"/>
+                          <w:b/>
+                          <w:bCs/>
+                          <w:sz w:val="28"/>
+                          <w:szCs w:val="28"/>
+                          <w:u w:val="single"/>
+                          <w:rtl/>
+                          <w:lang w:bidi="ar-EG"/>
+                        </w:rPr>
+                        <w:t>:</w:t>
+                      </w:r>
+                    </w:p>
+                    <w:p>
+                      <w:pPr>
+                        <w:spacing w:before="240" w:after="0"/>
+                        <w:rPr>
+                          <w:rFonts w:asciiTheme="majorBidi" w:hAnsiTheme="majorBidi" w:cstheme="majorBidi"/>
+                          <w:b/>
+                          <w:bCs/>
+                          <w:sz w:val="24"/>
+                          <w:szCs w:val="24"/>
+                          <w:lang w:bidi="ar-EG"/>
+                        </w:rPr>
+                      </w:pPr>
+                      <w:r>
+                        <w:rPr>
+                          <w:rFonts w:asciiTheme="majorBidi" w:hAnsiTheme="majorBidi" w:cstheme="majorBidi"/>
+                          <w:sz w:val="24"/>
+                          <w:szCs w:val="24"/>
+                          <w:rtl/>
+                          <w:lang w:bidi="ar-EG"/>
+                        </w:rPr>
+                        <w:t xml:space="preserve">الاسم: </w:t>
+                      </w:r>
+                      <w:sdt>
+                        <w:sdtPr>
+                          <w:rPr>
+                            <w:rFonts w:asciiTheme="majorBidi" w:hAnsiTheme="majorBidi" w:cstheme="majorBidi"/>
+                            <w:b/>
+                            <w:bCs/>
+                            <w:sz w:val="24"/>
+                            <w:szCs w:val="24"/>
+                            <w:rtl/>
+                            <w:lang w:bidi="ar-EG"/>
+                          </w:rPr>
+                          <w:alias w:val="name"/>
+                          <w:tag w:val="text"/>
+                          <w:id w:val="199833011"/>
+                          <w15:color w:val="000000"/>
+                          <w:text/>
+                        </w:sdtPr>
+                        <w:sdtContent>
+                          <w:r>
+                            <w:rPr>
+                              <w:rFonts w:asciiTheme="majorBidi" w:hAnsiTheme="majorBidi" w:cstheme="majorBidi"/>
+                              <w:b/>
+                              <w:bCs/>
+                              <w:sz w:val="24"/>
+                              <w:szCs w:val="24"/>
+                              <w:lang w:bidi="ar-EG"/>
+                            </w:rPr>
+                            <w:t>NAME</w:t>
+                          </w:r>
+                        </w:sdtContent>
+                      </w:sdt>
+                    </w:p>
+                    <w:p>
+                      <w:pPr>
+                        <w:spacing w:before="240" w:after="0"/>
+                        <w:rPr>
+                          <w:rFonts w:asciiTheme="majorBidi" w:hAnsiTheme="majorBidi" w:cstheme="majorBidi"/>
+                          <w:b/>
+                          <w:bCs/>
+                          <w:sz w:val="24"/>
+                          <w:szCs w:val="24"/>
+                          <w:rtl/>
+                          <w:lang w:bidi="ar-EG"/>
+                        </w:rPr>
+                      </w:pPr>
+                      <w:r>
+                        <w:rPr>
+                          <w:rFonts w:asciiTheme="majorBidi" w:hAnsiTheme="majorBidi" w:cstheme="majorBidi" w:hint="cs"/>
+                          <w:sz w:val="24"/>
+                          <w:szCs w:val="24"/>
+                          <w:rtl/>
+                          <w:lang w:bidi="ar-EG"/>
+                        </w:rPr>
+                        <w:t>الرقم القومي</w:t>
+                      </w:r>
+                      <w:r>
+                        <w:rPr>
+                          <w:rFonts w:asciiTheme="majorBidi" w:hAnsiTheme="majorBidi" w:cstheme="majorBidi" w:hint="cs"/>
+                          <w:sz w:val="24"/>
+                          <w:szCs w:val="24"/>
+                          <w:rtl/>
+                          <w:lang w:bidi="ar-EG"/>
+                        </w:rPr>
+                        <w:t xml:space="preserve">: </w:t>
+                      </w:r>
+                      <w:sdt>
+                        <w:sdtPr>
+                          <w:rPr>
+                            <w:rFonts w:asciiTheme="majorBidi" w:hAnsiTheme="majorBidi" w:cstheme="majorBidi" w:hint="cs"/>
+                            <w:b/>
+                            <w:bCs/>
+                            <w:sz w:val="24"/>
+                            <w:szCs w:val="24"/>
+                            <w:rtl/>
+                            <w:lang w:bidi="ar-EG"/>
+                          </w:rPr>
+                          <w:alias w:val="nationalId"/>
+                          <w:tag w:val="text"/>
+                          <w:id w:val="1699043205"/>
+                          <w15:color w:val="000000"/>
+                          <w:text/>
+                        </w:sdtPr>
+                        <w:sdtContent>
+                          <w:r>
+                            <w:rPr>
+                              <w:rFonts w:asciiTheme="majorBidi" w:hAnsiTheme="majorBidi" w:cstheme="majorBidi"/>
+                              <w:b/>
+                              <w:bCs/>
+                              <w:sz w:val="24"/>
+                              <w:szCs w:val="24"/>
+                              <w:lang w:bidi="ar-EG"/>
+                            </w:rPr>
+                            <w:t>NATIONALID</w:t>
+                          </w:r>
+                        </w:sdtContent>
+                      </w:sdt>
+                    </w:p>
+                    <w:p>
+                      <w:pPr>
+                        <w:spacing w:before="240" w:after="0"/>
+                        <w:rPr>
+                          <w:rFonts w:asciiTheme="majorBidi" w:hAnsiTheme="majorBidi" w:cstheme="majorBidi"/>
+                          <w:sz w:val="24"/>
+                          <w:szCs w:val="24"/>
+                          <w:lang w:bidi="ar-EG"/>
+                        </w:rPr>
+                      </w:pPr>
+                      <w:r>
+                        <w:rPr>
+                          <w:rFonts w:asciiTheme="majorBidi" w:hAnsiTheme="majorBidi" w:cstheme="majorBidi"/>
+                          <w:sz w:val="24"/>
+                          <w:szCs w:val="24"/>
+                          <w:rtl/>
+                          <w:lang w:bidi="ar-EG"/>
+                        </w:rPr>
+                        <w:t>رقم الهاتف</w:t>
+                      </w:r>
+                      <w:r>
+                        <w:rPr>
+                          <w:rFonts w:asciiTheme="majorBidi" w:hAnsiTheme="majorBidi" w:cstheme="majorBidi"/>
+                          <w:sz w:val="24"/>
+                          <w:szCs w:val="24"/>
+                          <w:lang w:bidi="ar-EG"/>
+                        </w:rPr>
+                        <w:t xml:space="preserve"> 1 </w:t>
+                      </w:r>
+                      <w:r>
+                        <w:rPr>
+                          <w:rFonts w:asciiTheme="majorBidi" w:hAnsiTheme="majorBidi" w:cstheme="majorBidi"/>
+                          <w:sz w:val="24"/>
+                          <w:szCs w:val="24"/>
+                          <w:rtl/>
+                          <w:lang w:bidi="ar-EG"/>
+                        </w:rPr>
+                        <w:t xml:space="preserve">: </w:t>
+                      </w:r>
+                      <w:sdt>
+                        <w:sdtPr>
+                          <w:rPr>
+                            <w:rFonts w:asciiTheme="majorBidi" w:hAnsiTheme="majorBidi" w:cstheme="majorBidi"/>
+                            <w:b/>
+                            <w:bCs/>
+                            <w:sz w:val="24"/>
+                            <w:szCs w:val="24"/>
+                            <w:rtl/>
+                            <w:lang w:bidi="ar-EG"/>
+                          </w:rPr>
+                          <w:alias w:val="phone"/>
+                          <w:tag w:val="text"/>
+                          <w:id w:val="-523865455"/>
+                          <w15:color w:val="000000"/>
+                          <w:text/>
+                        </w:sdtPr>
+                        <w:sdtContent>
+                          <w:r>
+                            <w:rPr>
+                              <w:rFonts w:asciiTheme="majorBidi" w:hAnsiTheme="majorBidi" w:cstheme="majorBidi"/>
+                              <w:b/>
+                              <w:bCs/>
+                              <w:sz w:val="24"/>
+                              <w:szCs w:val="24"/>
+                              <w:lang w:bidi="ar-EG"/>
+                            </w:rPr>
+                            <w:t>PHONE NUMBER</w:t>
+                          </w:r>
+                        </w:sdtContent>
+                      </w:sdt>
+                    </w:p>
+                    <w:p>
+                      <w:pPr>
+                        <w:spacing w:before="240" w:after="0"/>
+                        <w:rPr>
+                          <w:rFonts w:asciiTheme="majorBidi" w:hAnsiTheme="majorBidi" w:cstheme="majorBidi"/>
+                          <w:b/>
+                          <w:bCs/>
+                          <w:sz w:val="24"/>
+                          <w:szCs w:val="24"/>
+                          <w:lang w:bidi="ar-EG"/>
+                        </w:rPr>
+                      </w:pPr>
+                      <w:r>
+                        <w:rPr>
+                          <w:rFonts w:asciiTheme="majorBidi" w:hAnsiTheme="majorBidi" w:cstheme="majorBidi"/>
+                          <w:sz w:val="24"/>
+                          <w:szCs w:val="24"/>
+                          <w:rtl/>
+                          <w:lang w:bidi="ar-EG"/>
+                        </w:rPr>
+                        <w:t>رقم الهاتف</w:t>
+                      </w:r>
+                      <w:r>
+                        <w:rPr>
+                          <w:rFonts w:asciiTheme="majorBidi" w:hAnsiTheme="majorBidi" w:cstheme="majorBidi"/>
+                          <w:sz w:val="24"/>
+                          <w:szCs w:val="24"/>
+                          <w:lang w:bidi="ar-EG"/>
+                        </w:rPr>
+                        <w:t xml:space="preserve"> 2 </w:t>
+                      </w:r>
+                      <w:r>
+                        <w:rPr>
+                          <w:rFonts w:asciiTheme="majorBidi" w:hAnsiTheme="majorBidi" w:cstheme="majorBidi"/>
+                          <w:sz w:val="24"/>
+                          <w:szCs w:val="24"/>
+                          <w:rtl/>
+                          <w:lang w:bidi="ar-EG"/>
+                        </w:rPr>
+                        <w:t xml:space="preserve">: </w:t>
+                      </w:r>
+                      <w:sdt>
+                        <w:sdtPr>
+                          <w:rPr>
+                            <w:rFonts w:asciiTheme="majorBidi" w:hAnsiTheme="majorBidi" w:cstheme="majorBidi"/>
+                            <w:b/>
+                            <w:bCs/>
+                            <w:sz w:val="24"/>
+                            <w:szCs w:val="24"/>
+                            <w:rtl/>
+                            <w:lang w:bidi="ar-EG"/>
+                          </w:rPr>
+                          <w:alias w:val="phone2"/>
+                          <w:tag w:val="text"/>
+                          <w:id w:val="-1955935922"/>
+                          <w15:color w:val="000000"/>
+                          <w:text/>
+                        </w:sdtPr>
+                        <w:sdtContent>
+                          <w:r>
+                            <w:rPr>
+                              <w:rFonts w:asciiTheme="majorBidi" w:hAnsiTheme="majorBidi" w:cstheme="majorBidi"/>
+                              <w:b/>
+                              <w:bCs/>
+                              <w:sz w:val="24"/>
+                              <w:szCs w:val="24"/>
+                              <w:lang w:bidi="ar-EG"/>
+                            </w:rPr>
+                            <w:t>PHONE NUMBER</w:t>
+                          </w:r>
+                        </w:sdtContent>
+                      </w:sdt>
+                    </w:p>
+                    <w:p>
+                      <w:pPr>
+                        <w:spacing w:before="240" w:after="0"/>
+                        <w:rPr>
+                          <w:rFonts w:asciiTheme="majorBidi" w:hAnsiTheme="majorBidi" w:cstheme="majorBidi"/>
+                          <w:sz w:val="24"/>
+                          <w:szCs w:val="24"/>
+                          <w:lang w:bidi="ar-EG"/>
+                        </w:rPr>
+                      </w:pPr>
+                      <w:r>
+                        <w:rPr>
+                          <w:rFonts w:asciiTheme="majorBidi" w:hAnsiTheme="majorBidi" w:cstheme="majorBidi" w:hint="cs"/>
+                          <w:sz w:val="24"/>
+                          <w:szCs w:val="24"/>
+                          <w:rtl/>
+                          <w:lang w:bidi="ar-EG"/>
+                        </w:rPr>
+                        <w:t>العنوان</w:t>
+                      </w:r>
+                      <w:r>
+                        <w:rPr>
+                          <w:rFonts w:asciiTheme="majorBidi" w:hAnsiTheme="majorBidi" w:cstheme="majorBidi"/>
+                          <w:sz w:val="24"/>
+                          <w:szCs w:val="24"/>
+                          <w:rtl/>
+                          <w:lang w:bidi="ar-EG"/>
+                        </w:rPr>
+                        <w:t xml:space="preserve">: </w:t>
+                      </w:r>
+                      <w:sdt>
+                        <w:sdtPr>
+                          <w:rPr>
+                            <w:rFonts w:asciiTheme="majorBidi" w:hAnsiTheme="majorBidi" w:cstheme="majorBidi"/>
+                            <w:b/>
+                            <w:bCs/>
+                            <w:sz w:val="24"/>
+                            <w:szCs w:val="24"/>
+                            <w:rtl/>
+                            <w:lang w:bidi="ar-EG"/>
+                          </w:rPr>
+                          <w:alias w:val="address"/>
+                          <w:tag w:val="text"/>
+                          <w:id w:val="698975263"/>
+                          <w15:color w:val="000000"/>
+                          <w:text/>
+                        </w:sdtPr>
+                        <w:sdtContent>
+                          <w:r>
+                            <w:rPr>
+                              <w:rFonts w:asciiTheme="majorBidi" w:hAnsiTheme="majorBidi" w:cstheme="majorBidi"/>
+                              <w:b/>
+                              <w:bCs/>
+                              <w:sz w:val="24"/>
+                              <w:szCs w:val="24"/>
+                              <w:lang w:bidi="ar-EG"/>
+                            </w:rPr>
+                            <w:t>ADDRESS</w:t>
+                          </w:r>
+                        </w:sdtContent>
+                      </w:sdt>
+                    </w:p>
+                    <w:p>
+                      <w:pPr>
+                        <w:spacing w:before="240" w:after="0"/>
+                        <w:rPr>
+                          <w:rFonts w:asciiTheme="majorBidi" w:hAnsiTheme="majorBidi" w:cstheme="majorBidi"/>
+                          <w:b/>
+                          <w:bCs/>
+                          <w:sz w:val="24"/>
+                          <w:szCs w:val="24"/>
+                          <w:lang w:bidi="ar-EG"/>
+                        </w:rPr>
+                      </w:pPr>
+                      <w:r>
+                        <w:rPr>
+                          <w:rFonts w:asciiTheme="majorBidi" w:hAnsiTheme="majorBidi" w:cstheme="majorBidi"/>
+                          <w:sz w:val="24"/>
+                          <w:szCs w:val="24"/>
+                          <w:rtl/>
+                          <w:lang w:bidi="ar-EG"/>
+                        </w:rPr>
+                        <w:t xml:space="preserve">الجهة </w:t>
+                      </w:r>
+                      <w:r>
+                        <w:rPr>
+                          <w:rFonts w:asciiTheme="majorBidi" w:hAnsiTheme="majorBidi" w:cstheme="majorBidi" w:hint="cs"/>
+                          <w:sz w:val="24"/>
+                          <w:szCs w:val="24"/>
+                          <w:rtl/>
+                          <w:lang w:bidi="ar-EG"/>
+                        </w:rPr>
+                        <w:t>/ الوظيفة</w:t>
+                      </w:r>
+                      <w:r>
+                        <w:rPr>
+                          <w:rFonts w:asciiTheme="majorBidi" w:hAnsiTheme="majorBidi" w:cstheme="majorBidi"/>
+                          <w:sz w:val="24"/>
+                          <w:szCs w:val="24"/>
+                          <w:rtl/>
+                          <w:lang w:bidi="ar-EG"/>
+                        </w:rPr>
+                        <w:t xml:space="preserve">: </w:t>
+                      </w:r>
+                      <w:sdt>
+                        <w:sdtPr>
+                          <w:rPr>
+                            <w:rFonts w:asciiTheme="majorBidi" w:hAnsiTheme="majorBidi" w:cstheme="majorBidi"/>
+                            <w:b/>
+                            <w:bCs/>
+                            <w:sz w:val="24"/>
+                            <w:szCs w:val="24"/>
+                            <w:rtl/>
+                            <w:lang w:bidi="ar-EG"/>
+                          </w:rPr>
+                          <w:alias w:val="department"/>
+                          <w:tag w:val="text"/>
+                          <w:id w:val="923542675"/>
+                          <w15:color w:val="000000"/>
+                          <w:text/>
+                        </w:sdtPr>
+                        <w:sdtContent>
+                          <w:r>
+                            <w:rPr>
+                              <w:rFonts w:asciiTheme="majorBidi" w:hAnsiTheme="majorBidi" w:cstheme="majorBidi"/>
+                              <w:b/>
+                              <w:bCs/>
+                              <w:sz w:val="24"/>
+                              <w:szCs w:val="24"/>
+                              <w:lang w:bidi="ar-EG"/>
+                            </w:rPr>
+                            <w:t>DEPARTMENT</w:t>
+                          </w:r>
+                        </w:sdtContent>
+                      </w:sdt>
+                    </w:p>
+                    <w:p>
+                      <w:pPr>
+                        <w:spacing w:before="240" w:after="0"/>
+                        <w:rPr>
+                          <w:rFonts w:asciiTheme="majorBidi" w:hAnsiTheme="majorBidi" w:cstheme="majorBidi"/>
+                          <w:b/>
+                          <w:bCs/>
+                          <w:sz w:val="24"/>
+                          <w:szCs w:val="24"/>
+                          <w:lang w:bidi="ar-EG"/>
+                        </w:rPr>
+                      </w:pPr>
+                      <w:r>
+                        <w:rPr>
+                          <w:rFonts w:asciiTheme="majorBidi" w:hAnsiTheme="majorBidi" w:cstheme="majorBidi" w:hint="cs"/>
+                          <w:b/>
+                          <w:bCs/>
+                          <w:sz w:val="28"/>
+                          <w:szCs w:val="28"/>
+                          <w:rtl/>
+                          <w:lang w:bidi="ar-EG"/>
+                        </w:rPr>
+                        <w:t>توقيت تقديم الشكوى</w:t>
+                      </w:r>
+                      <w:r>
+                        <w:rPr>
+                          <w:rFonts w:asciiTheme="majorBidi" w:hAnsiTheme="majorBidi" w:cstheme="majorBidi" w:hint="cs"/>
+                          <w:b/>
+                          <w:bCs/>
+                          <w:sz w:val="24"/>
+                          <w:szCs w:val="24"/>
+                          <w:rtl/>
+                          <w:lang w:bidi="ar-EG"/>
+                        </w:rPr>
+                        <w:t xml:space="preserve">: </w:t>
+                      </w:r>
+                      <w:sdt>
+                        <w:sdtPr>
+                          <w:rPr>
+                            <w:rFonts w:asciiTheme="majorBidi" w:hAnsiTheme="majorBidi" w:cstheme="majorBidi" w:hint="cs"/>
+                            <w:sz w:val="24"/>
+                            <w:szCs w:val="24"/>
+                            <w:rtl/>
+                            <w:lang w:bidi="ar-EG"/>
+                          </w:rPr>
+                          <w:alias w:val="date"/>
+                          <w:tag w:val="text"/>
+                          <w:id w:val="548733767"/>
+                          <w:text/>
+                        </w:sdtPr>
+                        <w:sdtContent>
+                          <w:r>
+                            <w:rPr>
+                              <w:rFonts w:asciiTheme="majorBidi" w:hAnsiTheme="majorBidi" w:cstheme="majorBidi"/>
+                              <w:sz w:val="24"/>
+                              <w:szCs w:val="24"/>
+                              <w:lang w:bidi="ar-EG"/>
+                            </w:rPr>
+                            <w:t>DATE</w:t>
+                          </w:r>
+                        </w:sdtContent>
+                      </w:sdt>
+                    </w:p>
+                  </w:txbxContent>
+                </v:textbox>
+                <w10:wrap type="topAndBottom"/>
+              </v:shape>
+            </w:pict>
+          </mc:Fallback>
+        </mc:AlternateContent>
+      </w:r>
       <w:r>
         <w:rPr>
-          <w:rFonts w:asciiTheme="majorBidi" w:hAnsiTheme="majorBidi" w:cstheme="majorBidi" w:hint="cs"/>
-          <w:sz w:val="32"/>
-          <w:szCs w:val="32"/>
+          <w:rFonts w:asciiTheme="minorBidi" w:hAnsiTheme="minorBidi"/>
+          <w:b/>
+          <w:bCs/>
+          <w:sz w:val="28"/>
+          <w:szCs w:val="28"/>
           <w:rtl/>
           <w:lang w:bidi="ar-EG"/>
         </w:rPr>
-        <w:lastRenderedPageBreak/>
-        <w:t>ا</w:t>
+        <w:t>مع وافر التحية ،،،</w:t>
       </w:r>
-      <w:r>
+    </w:p>
+    <w:p>
+      <w:pPr>
+        <w:spacing w:before="240" w:after="0" w:line="360" w:lineRule="auto"/>
+        <w:jc w:val="center"/>
         <w:rPr>
-          <w:rFonts w:asciiTheme="majorBidi" w:hAnsiTheme="majorBidi" w:cstheme="majorBidi" w:hint="cs"/>
+          <w:rFonts w:asciiTheme="minorBidi" w:hAnsiTheme="minorBidi"/>
           <w:b/>
           <w:bCs/>
           <w:sz w:val="32"/>
@@ -1705,13 +2527,399 @@
           <w:rtl/>
           <w:lang w:bidi="ar-EG"/>
         </w:rPr>
-        <w:t>لمرفقات</w:t>
-      </w:r>
+      </w:pPr>
+    </w:p>
+    <w:p>
+      <w:pPr>
+        <w:spacing w:before="240" w:after="0" w:line="360" w:lineRule="auto"/>
+        <w:jc w:val="center"/>
+        <w:rPr>
+          <w:rFonts w:asciiTheme="minorBidi" w:hAnsiTheme="minorBidi"/>
+          <w:b/>
+          <w:bCs/>
+          <w:sz w:val="32"/>
+          <w:szCs w:val="32"/>
+          <w:u w:val="single"/>
+          <w:rtl/>
+          <w:lang w:bidi="ar-EG"/>
+        </w:rPr>
+      </w:pPr>
+    </w:p>
+    <w:p>
+      <w:pPr>
+        <w:spacing w:before="240" w:after="0" w:line="360" w:lineRule="auto"/>
+        <w:jc w:val="center"/>
+        <w:rPr>
+          <w:rFonts w:asciiTheme="minorBidi" w:hAnsiTheme="minorBidi"/>
+          <w:b/>
+          <w:bCs/>
+          <w:sz w:val="32"/>
+          <w:szCs w:val="32"/>
+          <w:u w:val="single"/>
+          <w:rtl/>
+          <w:lang w:bidi="ar-EG"/>
+        </w:rPr>
+      </w:pPr>
+    </w:p>
+    <w:p>
+      <w:pPr>
+        <w:spacing w:before="240" w:after="0" w:line="360" w:lineRule="auto"/>
+        <w:jc w:val="center"/>
+        <w:rPr>
+          <w:rFonts w:asciiTheme="minorBidi" w:hAnsiTheme="minorBidi"/>
+          <w:b/>
+          <w:bCs/>
+          <w:sz w:val="32"/>
+          <w:szCs w:val="32"/>
+          <w:u w:val="single"/>
+          <w:rtl/>
+          <w:lang w:bidi="ar-EG"/>
+        </w:rPr>
+      </w:pPr>
+    </w:p>
+    <w:p>
+      <w:pPr>
+        <w:spacing w:before="240" w:after="0" w:line="360" w:lineRule="auto"/>
+        <w:jc w:val="center"/>
+        <w:rPr>
+          <w:rFonts w:asciiTheme="minorBidi" w:hAnsiTheme="minorBidi"/>
+          <w:b/>
+          <w:bCs/>
+          <w:sz w:val="32"/>
+          <w:szCs w:val="32"/>
+          <w:u w:val="single"/>
+          <w:rtl/>
+          <w:lang w:bidi="ar-EG"/>
+        </w:rPr>
+      </w:pPr>
+    </w:p>
+    <w:p>
+      <w:pPr>
+        <w:spacing w:before="240" w:after="0" w:line="360" w:lineRule="auto"/>
+        <w:rPr>
+          <w:rFonts w:asciiTheme="minorBidi" w:hAnsiTheme="minorBidi"/>
+          <w:sz w:val="24"/>
+          <w:szCs w:val="24"/>
+          <w:rtl/>
+          <w:lang w:bidi="ar-EG"/>
+        </w:rPr>
+      </w:pPr>
+    </w:p>
+    <w:tbl>
+      <w:tblPr>
+        <w:tblStyle w:val="TableGrid"/>
+        <w:tblpPr w:leftFromText="180" w:rightFromText="180" w:vertAnchor="text" w:horzAnchor="margin" w:tblpY="116"/>
+        <w:bidiVisual/>
+        <w:tblW w:w="10611" w:type="dxa"/>
+        <w:tblLayout w:type="fixed"/>
+        <w:tblLook w:val="04A0" w:firstRow="1" w:lastRow="0" w:firstColumn="1" w:lastColumn="0" w:noHBand="0" w:noVBand="1"/>
+      </w:tblPr>
+      <w:tblGrid>
+        <w:gridCol w:w="803"/>
+        <w:gridCol w:w="9808"/>
+      </w:tblGrid>
+      <w:tr>
+        <w:trPr>
+          <w:trHeight w:val="654"/>
+        </w:trPr>
+        <w:tc>
+          <w:tcPr>
+            <w:tcW w:w="803" w:type="dxa"/>
+            <w:tcBorders>
+              <w:top w:val="single" w:sz="4" w:space="0" w:color="auto"/>
+              <w:left w:val="single" w:sz="4" w:space="0" w:color="auto"/>
+              <w:bottom w:val="single" w:sz="4" w:space="0" w:color="auto"/>
+              <w:right w:val="single" w:sz="4" w:space="0" w:color="auto"/>
+            </w:tcBorders>
+            <w:shd w:val="clear" w:color="auto" w:fill="E6E6E6"/>
+            <w:vAlign w:val="center"/>
+            <w:hideMark/>
+          </w:tcPr>
+          <w:p>
+            <w:pPr>
+              <w:spacing w:before="240" w:line="276" w:lineRule="auto"/>
+              <w:jc w:val="center"/>
+              <w:rPr>
+                <w:rFonts w:asciiTheme="minorBidi" w:hAnsiTheme="minorBidi"/>
+                <w:b/>
+                <w:bCs/>
+                <w:sz w:val="32"/>
+                <w:szCs w:val="32"/>
+                <w:lang w:bidi="ar-EG"/>
+              </w:rPr>
+            </w:pPr>
+            <w:r>
+              <w:rPr>
+                <w:rFonts w:asciiTheme="minorBidi" w:hAnsiTheme="minorBidi"/>
+                <w:b/>
+                <w:bCs/>
+                <w:sz w:val="32"/>
+                <w:szCs w:val="32"/>
+                <w:rtl/>
+                <w:lang w:bidi="ar-EG"/>
+              </w:rPr>
+              <w:t>م</w:t>
+            </w:r>
+          </w:p>
+        </w:tc>
+        <w:tc>
+          <w:tcPr>
+            <w:tcW w:w="9808" w:type="dxa"/>
+            <w:tcBorders>
+              <w:top w:val="single" w:sz="4" w:space="0" w:color="auto"/>
+              <w:left w:val="single" w:sz="4" w:space="0" w:color="auto"/>
+              <w:bottom w:val="single" w:sz="4" w:space="0" w:color="auto"/>
+              <w:right w:val="single" w:sz="4" w:space="0" w:color="auto"/>
+            </w:tcBorders>
+            <w:shd w:val="clear" w:color="auto" w:fill="E6E6E6"/>
+            <w:vAlign w:val="center"/>
+            <w:hideMark/>
+          </w:tcPr>
+          <w:p>
+            <w:pPr>
+              <w:spacing w:before="240" w:line="276" w:lineRule="auto"/>
+              <w:jc w:val="center"/>
+              <w:rPr>
+                <w:rFonts w:asciiTheme="minorBidi" w:hAnsiTheme="minorBidi"/>
+                <w:b/>
+                <w:bCs/>
+                <w:sz w:val="32"/>
+                <w:szCs w:val="32"/>
+                <w:rtl/>
+                <w:lang w:bidi="ar-EG"/>
+              </w:rPr>
+            </w:pPr>
+            <w:r>
+              <w:rPr>
+                <w:rFonts w:asciiTheme="minorBidi" w:hAnsiTheme="minorBidi" w:hint="cs"/>
+                <w:b/>
+                <w:bCs/>
+                <w:sz w:val="32"/>
+                <w:szCs w:val="32"/>
+                <w:rtl/>
+                <w:lang w:bidi="ar-EG"/>
+              </w:rPr>
+              <w:t>المرفقات</w:t>
+            </w:r>
+          </w:p>
+        </w:tc>
+      </w:tr>
+      <w:sdt>
+        <w:sdtPr>
+          <w:rPr>
+            <w:rFonts w:asciiTheme="minorBidi" w:hAnsiTheme="minorBidi"/>
+            <w:b/>
+            <w:bCs/>
+            <w:sz w:val="32"/>
+            <w:szCs w:val="32"/>
+            <w:rtl/>
+            <w:lang w:bidi="ar-EG"/>
+          </w:rPr>
+          <w:alias w:val="table"/>
+          <w:tag w:val="table"/>
+          <w:id w:val="-1578513260"/>
+          <w:placeholder>
+            <w:docPart w:val="83C8734E7E6842A3A3ACF577590886EF"/>
+          </w:placeholder>
+        </w:sdtPr>
+        <w:sdtEndPr>
+          <w:rPr>
+            <w:rFonts w:hint="cs"/>
+          </w:rPr>
+        </w:sdtEndPr>
+        <w:sdtContent>
+          <w:tr>
+            <w:trPr>
+              <w:trHeight w:val="565"/>
+            </w:trPr>
+            <w:tc>
+              <w:tcPr>
+                <w:tcW w:w="803" w:type="dxa"/>
+                <w:tcBorders>
+                  <w:top w:val="single" w:sz="4" w:space="0" w:color="auto"/>
+                  <w:left w:val="single" w:sz="4" w:space="0" w:color="auto"/>
+                  <w:bottom w:val="single" w:sz="4" w:space="0" w:color="auto"/>
+                  <w:right w:val="single" w:sz="4" w:space="0" w:color="auto"/>
+                </w:tcBorders>
+                <w:vAlign w:val="center"/>
+                <w:hideMark/>
+              </w:tcPr>
+              <w:sdt>
+                <w:sdtPr>
+                  <w:rPr>
+                    <w:rFonts w:asciiTheme="minorBidi" w:hAnsiTheme="minorBidi"/>
+                    <w:b/>
+                    <w:bCs/>
+                    <w:sz w:val="32"/>
+                    <w:szCs w:val="32"/>
+                    <w:lang w:bidi="ar-EG"/>
+                  </w:rPr>
+                  <w:alias w:val="index"/>
+                  <w:tag w:val="text"/>
+                  <w:id w:val="-226146056"/>
+                  <w:placeholder>
+                    <w:docPart w:val="83C8734E7E6842A3A3ACF577590886EF"/>
+                  </w:placeholder>
+                </w:sdtPr>
+                <w:sdtEndPr>
+                  <w:rPr>
+                    <w:rtl/>
+                  </w:rPr>
+                </w:sdtEndPr>
+                <w:sdtContent>
+                  <w:p>
+                    <w:pPr>
+                      <w:spacing w:before="240" w:line="276" w:lineRule="auto"/>
+                      <w:jc w:val="center"/>
+                      <w:rPr>
+                        <w:rFonts w:asciiTheme="minorBidi" w:hAnsiTheme="minorBidi"/>
+                        <w:b/>
+                        <w:bCs/>
+                        <w:sz w:val="32"/>
+                        <w:szCs w:val="32"/>
+                        <w:rtl/>
+                        <w:lang w:bidi="ar-EG"/>
+                      </w:rPr>
+                    </w:pPr>
+                    <w:r>
+                      <w:rPr>
+                        <w:rFonts w:asciiTheme="minorBidi" w:hAnsiTheme="minorBidi"/>
+                        <w:b/>
+                        <w:bCs/>
+                        <w:sz w:val="32"/>
+                        <w:szCs w:val="32"/>
+                        <w:lang w:bidi="ar-EG"/>
+                      </w:rPr>
+                      <w:t>NUM</w:t>
+                    </w:r>
+                  </w:p>
+                </w:sdtContent>
+              </w:sdt>
+            </w:tc>
+            <w:sdt>
+              <w:sdtPr>
+                <w:rPr>
+                  <w:rFonts w:asciiTheme="minorBidi" w:hAnsiTheme="minorBidi"/>
+                  <w:sz w:val="32"/>
+                  <w:szCs w:val="32"/>
+                  <w:rtl/>
+                </w:rPr>
+                <w:alias w:val="attachment"/>
+                <w:tag w:val="img"/>
+                <w:id w:val="299421790"/>
+                <w:showingPlcHdr/>
+                <w:picture/>
+              </w:sdtPr>
+              <w:sdtContent>
+                <w:tc>
+                  <w:tcPr>
+                    <w:tcW w:w="9808" w:type="dxa"/>
+                    <w:tcBorders>
+                      <w:top w:val="single" w:sz="4" w:space="0" w:color="auto"/>
+                      <w:left w:val="single" w:sz="4" w:space="0" w:color="auto"/>
+                      <w:bottom w:val="single" w:sz="4" w:space="0" w:color="auto"/>
+                      <w:right w:val="single" w:sz="4" w:space="0" w:color="auto"/>
+                    </w:tcBorders>
+                    <w:vAlign w:val="center"/>
+                    <w:hideMark/>
+                  </w:tcPr>
+                  <w:p>
+                    <w:pPr>
+                      <w:spacing w:before="240" w:line="276" w:lineRule="auto"/>
+                      <w:jc w:val="center"/>
+                      <w:rPr>
+                        <w:rFonts w:asciiTheme="minorBidi" w:hAnsiTheme="minorBidi"/>
+                        <w:b/>
+                        <w:bCs/>
+                        <w:sz w:val="32"/>
+                        <w:szCs w:val="32"/>
+                        <w:rtl/>
+                      </w:rPr>
+                    </w:pPr>
+                    <w:r>
+                      <w:rPr>
+                        <w:rFonts w:asciiTheme="minorBidi" w:hAnsiTheme="minorBidi"/>
+                        <w:noProof/>
+                        <w:sz w:val="32"/>
+                        <w:szCs w:val="32"/>
+                      </w:rPr>
+                      <w:drawing>
+                        <wp:inline distT="0" distB="0" distL="0" distR="0" wp14:anchorId="343D4DB5" wp14:editId="45748E78">
+                          <wp:extent cx="1901825" cy="1901825"/>
+                          <wp:effectExtent l="0" t="0" r="3175" b="3175"/>
+                          <wp:docPr id="2" name="Picture 1"/>
+                          <wp:cNvGraphicFramePr>
+                            <a:graphicFrameLocks xmlns:a="http://schemas.openxmlformats.org/drawingml/2006/main" noChangeAspect="1"/>
+                          </wp:cNvGraphicFramePr>
+                          <a:graphic xmlns:a="http://schemas.openxmlformats.org/drawingml/2006/main">
+                            <a:graphicData uri="http://schemas.openxmlformats.org/drawingml/2006/picture">
+                              <pic:pic xmlns:pic="http://schemas.openxmlformats.org/drawingml/2006/picture">
+                                <pic:nvPicPr>
+                                  <pic:cNvPr id="0" name="Picture 2"/>
+                                  <pic:cNvPicPr>
+                                    <a:picLocks noChangeAspect="1" noChangeArrowheads="1"/>
+                                  </pic:cNvPicPr>
+                                </pic:nvPicPr>
+                                <pic:blipFill>
+                                  <a:blip r:embed="rId9">
+                                    <a:extLst>
+                                      <a:ext uri="{28A0092B-C50C-407E-A947-70E740481C1C}">
+                                        <a14:useLocalDpi xmlns:a14="http://schemas.microsoft.com/office/drawing/2010/main" val="0"/>
+                                      </a:ext>
+                                    </a:extLst>
+                                  </a:blip>
+                                  <a:srcRect/>
+                                  <a:stretch>
+                                    <a:fillRect/>
+                                  </a:stretch>
+                                </pic:blipFill>
+                                <pic:spPr bwMode="auto">
+                                  <a:xfrm>
+                                    <a:off x="0" y="0"/>
+                                    <a:ext cx="1901825" cy="1901825"/>
+                                  </a:xfrm>
+                                  <a:prstGeom prst="rect">
+                                    <a:avLst/>
+                                  </a:prstGeom>
+                                  <a:noFill/>
+                                  <a:ln>
+                                    <a:noFill/>
+                                  </a:ln>
+                                </pic:spPr>
+                              </pic:pic>
+                            </a:graphicData>
+                          </a:graphic>
+                        </wp:inline>
+                      </w:drawing>
+                    </w:r>
+                  </w:p>
+                </w:tc>
+              </w:sdtContent>
+            </w:sdt>
+          </w:tr>
+        </w:sdtContent>
+      </w:sdt>
+    </w:tbl>
+    <w:p>
+      <w:pPr>
+        <w:spacing w:before="240" w:after="0"/>
+        <w:jc w:val="center"/>
+        <w:rPr>
+          <w:rFonts w:asciiTheme="minorBidi" w:hAnsiTheme="minorBidi"/>
+          <w:b/>
+          <w:bCs/>
+          <w:sz w:val="32"/>
+          <w:szCs w:val="32"/>
+          <w:u w:val="single"/>
+          <w:rtl/>
+          <w:lang w:bidi="ar-EG"/>
+        </w:rPr>
+      </w:pPr>
     </w:p>
     <w:sectPr>
-      <w:headerReference w:type="even" r:id="rId9"/>
-      <w:headerReference w:type="default" r:id="rId10"/>
-      <w:headerReference w:type="first" r:id="rId11"/>
+      <w:headerReference w:type="even" r:id="rId10"/>
+      <w:headerReference w:type="default" r:id="rId11"/>
+      <w:headerReference w:type="first" r:id="rId12"/>
       <w:pgSz w:w="11906" w:h="16838" w:code="9"/>
       <w:pgMar w:top="180" w:right="833" w:bottom="720" w:left="630" w:header="709" w:footer="709" w:gutter="0"/>
       <w:pgBorders w:offsetFrom="page">
@@ -5280,7 +6488,7 @@
   <w:style w:type="paragraph" w:default="1" w:styleId="Normal">
     <w:name w:val="Normal"/>
     <w:qFormat/>
-    <w:rsid w:val="00F91989"/>
+    <w:rsid w:val="00576BB7"/>
     <w:pPr>
       <w:bidi/>
     </w:pPr>
@@ -5566,93 +6774,6 @@
     </w:docPart>
     <w:docPart>
       <w:docPartPr>
-        <w:name w:val="1D462089288F424A8D4FF26DC553EA42"/>
-        <w:category>
-          <w:name w:val="General"/>
-          <w:gallery w:val="placeholder"/>
-        </w:category>
-        <w:types>
-          <w:type w:val="bbPlcHdr"/>
-        </w:types>
-        <w:behaviors>
-          <w:behavior w:val="content"/>
-        </w:behaviors>
-        <w:guid w:val="{77D23A4E-6A57-4135-B297-79873C2FE43C}"/>
-      </w:docPartPr>
-      <w:docPartBody>
-        <w:p>
-          <w:pPr>
-            <w:pStyle w:val="1D462089288F424A8D4FF26DC553EA42"/>
-          </w:pPr>
-          <w:r>
-            <w:rPr>
-              <w:rStyle w:val="PlaceholderText"/>
-            </w:rPr>
-            <w:t>Click or tap here to enter text.</w:t>
-          </w:r>
-        </w:p>
-      </w:docPartBody>
-    </w:docPart>
-    <w:docPart>
-      <w:docPartPr>
-        <w:name w:val="12F4A45D4E654D4DBA23760BFFA8D826"/>
-        <w:category>
-          <w:name w:val="General"/>
-          <w:gallery w:val="placeholder"/>
-        </w:category>
-        <w:types>
-          <w:type w:val="bbPlcHdr"/>
-        </w:types>
-        <w:behaviors>
-          <w:behavior w:val="content"/>
-        </w:behaviors>
-        <w:guid w:val="{C9D06F92-8AC4-49F4-9A8B-AFC09A801A18}"/>
-      </w:docPartPr>
-      <w:docPartBody>
-        <w:p>
-          <w:pPr>
-            <w:pStyle w:val="12F4A45D4E654D4DBA23760BFFA8D826"/>
-          </w:pPr>
-          <w:r>
-            <w:rPr>
-              <w:rStyle w:val="PlaceholderText"/>
-            </w:rPr>
-            <w:t>Click or tap here to enter text.</w:t>
-          </w:r>
-        </w:p>
-      </w:docPartBody>
-    </w:docPart>
-    <w:docPart>
-      <w:docPartPr>
-        <w:name w:val="6AAB6916480045EE841BCE0660240C52"/>
-        <w:category>
-          <w:name w:val="General"/>
-          <w:gallery w:val="placeholder"/>
-        </w:category>
-        <w:types>
-          <w:type w:val="bbPlcHdr"/>
-        </w:types>
-        <w:behaviors>
-          <w:behavior w:val="content"/>
-        </w:behaviors>
-        <w:guid w:val="{C74B1AF1-133F-4BE7-AE5D-8A9B29B84545}"/>
-      </w:docPartPr>
-      <w:docPartBody>
-        <w:p>
-          <w:pPr>
-            <w:pStyle w:val="6AAB6916480045EE841BCE0660240C52"/>
-          </w:pPr>
-          <w:r>
-            <w:rPr>
-              <w:rStyle w:val="PlaceholderText"/>
-            </w:rPr>
-            <w:t>Click or tap here to enter text.</w:t>
-          </w:r>
-        </w:p>
-      </w:docPartBody>
-    </w:docPart>
-    <w:docPart>
-      <w:docPartPr>
         <w:name w:val="01B8053722134568AC3B9A6CBF5C8051"/>
         <w:category>
           <w:name w:val="General"/>
@@ -5699,6 +6820,35 @@
         <w:p>
           <w:pPr>
             <w:pStyle w:val="154DBF0B8BCE4AD2B8282BFB2F773B39"/>
+          </w:pPr>
+          <w:r>
+            <w:rPr>
+              <w:rStyle w:val="PlaceholderText"/>
+            </w:rPr>
+            <w:t>Click or tap here to enter text.</w:t>
+          </w:r>
+        </w:p>
+      </w:docPartBody>
+    </w:docPart>
+    <w:docPart>
+      <w:docPartPr>
+        <w:name w:val="83C8734E7E6842A3A3ACF577590886EF"/>
+        <w:category>
+          <w:name w:val="General"/>
+          <w:gallery w:val="placeholder"/>
+        </w:category>
+        <w:types>
+          <w:type w:val="bbPlcHdr"/>
+        </w:types>
+        <w:behaviors>
+          <w:behavior w:val="content"/>
+        </w:behaviors>
+        <w:guid w:val="{8CAA4C4D-A0CC-43E6-86CB-3AC3963ED870}"/>
+      </w:docPartPr>
+      <w:docPartBody>
+        <w:p>
+          <w:pPr>
+            <w:pStyle w:val="83C8734E7E6842A3A3ACF577590886EF"/>
           </w:pPr>
           <w:r>
             <w:rPr>
@@ -5825,16 +6975,22 @@
     <w:rsidRoot w:val="00304B48"/>
     <w:rsid w:val="00044853"/>
     <w:rsid w:val="00047824"/>
+    <w:rsid w:val="00052462"/>
+    <w:rsid w:val="000604B7"/>
     <w:rsid w:val="000B009C"/>
     <w:rsid w:val="001238CE"/>
     <w:rsid w:val="001A0122"/>
     <w:rsid w:val="00231B71"/>
+    <w:rsid w:val="00275A89"/>
     <w:rsid w:val="002E2671"/>
     <w:rsid w:val="002E74F8"/>
     <w:rsid w:val="002F42D0"/>
     <w:rsid w:val="00304B48"/>
     <w:rsid w:val="00310A80"/>
+    <w:rsid w:val="0032112B"/>
     <w:rsid w:val="00356CD6"/>
+    <w:rsid w:val="0036051E"/>
+    <w:rsid w:val="004174CB"/>
     <w:rsid w:val="00443003"/>
     <w:rsid w:val="004A64CA"/>
     <w:rsid w:val="004E06DB"/>
@@ -5846,6 +7002,8 @@
     <w:rsid w:val="005A2022"/>
     <w:rsid w:val="005D0A25"/>
     <w:rsid w:val="005D715A"/>
+    <w:rsid w:val="00605C25"/>
+    <w:rsid w:val="006072AB"/>
     <w:rsid w:val="00616D4C"/>
     <w:rsid w:val="006F5E13"/>
     <w:rsid w:val="0071480A"/>
@@ -5853,28 +7011,39 @@
     <w:rsid w:val="007434B2"/>
     <w:rsid w:val="00763F32"/>
     <w:rsid w:val="007654C1"/>
+    <w:rsid w:val="00772DBB"/>
+    <w:rsid w:val="00791321"/>
     <w:rsid w:val="007A48E1"/>
     <w:rsid w:val="007D035E"/>
+    <w:rsid w:val="008230F7"/>
     <w:rsid w:val="00852410"/>
     <w:rsid w:val="00857FC1"/>
     <w:rsid w:val="0086449D"/>
     <w:rsid w:val="008C5A6E"/>
+    <w:rsid w:val="0091285C"/>
     <w:rsid w:val="00917FEF"/>
+    <w:rsid w:val="00934AB4"/>
     <w:rsid w:val="0096309B"/>
+    <w:rsid w:val="0096348C"/>
     <w:rsid w:val="00973EAB"/>
     <w:rsid w:val="00A35C38"/>
     <w:rsid w:val="00A713F5"/>
+    <w:rsid w:val="00A96812"/>
     <w:rsid w:val="00AE74C1"/>
+    <w:rsid w:val="00B4018C"/>
     <w:rsid w:val="00B91033"/>
     <w:rsid w:val="00BC286F"/>
     <w:rsid w:val="00BE455B"/>
     <w:rsid w:val="00BF3B5A"/>
+    <w:rsid w:val="00BF44F7"/>
+    <w:rsid w:val="00BF5819"/>
     <w:rsid w:val="00C369D2"/>
     <w:rsid w:val="00C400CB"/>
     <w:rsid w:val="00C60CAA"/>
     <w:rsid w:val="00C9211C"/>
     <w:rsid w:val="00C96F6A"/>
     <w:rsid w:val="00D02884"/>
+    <w:rsid w:val="00D35F23"/>
     <w:rsid w:val="00D51DBE"/>
     <w:rsid w:val="00D94847"/>
     <w:rsid w:val="00DE4B03"/>
@@ -5886,9 +7055,12 @@
     <w:rsid w:val="00E62006"/>
     <w:rsid w:val="00E6542B"/>
     <w:rsid w:val="00ED5A07"/>
+    <w:rsid w:val="00ED6150"/>
     <w:rsid w:val="00EF23A9"/>
     <w:rsid w:val="00F07D9D"/>
     <w:rsid w:val="00FA2EA4"/>
+    <w:rsid w:val="00FD0365"/>
+    <w:rsid w:val="00FF15D1"/>
   </w:rsids>
   <m:mathPr>
     <m:mathFont m:val="Cambria Math"/>
@@ -6344,30 +7516,7 @@
     <w:basedOn w:val="DefaultParagraphFont"/>
     <w:uiPriority w:val="99"/>
     <w:semiHidden/>
-    <w:rsid w:val="0071480A"/>
-    <w:rPr>
-      <w:color w:val="808080"/>
-    </w:rPr>
-  </w:style>
-  <w:style w:type="paragraph" w:customStyle="1" w:styleId="1D462089288F424A8D4FF26DC553EA42">
-    <w:name w:val="1D462089288F424A8D4FF26DC553EA42"/>
-    <w:rsid w:val="00F07D9D"/>
-  </w:style>
-  <w:style w:type="paragraph" w:customStyle="1" w:styleId="12F4A45D4E654D4DBA23760BFFA8D826">
-    <w:name w:val="12F4A45D4E654D4DBA23760BFFA8D826"/>
-    <w:rsid w:val="00F07D9D"/>
-  </w:style>
-  <w:style w:type="paragraph" w:customStyle="1" w:styleId="6AAB6916480045EE841BCE0660240C52">
-    <w:name w:val="6AAB6916480045EE841BCE0660240C52"/>
-    <w:rsid w:val="00F07D9D"/>
-  </w:style>
-  <w:style w:type="paragraph" w:customStyle="1" w:styleId="CED7CE69B0FE49E7BD07F9E3F63AEE9D">
-    <w:name w:val="CED7CE69B0FE49E7BD07F9E3F63AEE9D"/>
-    <w:rsid w:val="0071480A"/>
-  </w:style>
-  <w:style w:type="paragraph" w:customStyle="1" w:styleId="5594814604DE46D787DEF2E271666761">
-    <w:name w:val="5594814604DE46D787DEF2E271666761"/>
-    <w:rsid w:val="0071480A"/>
+    <w:rsid w:val="00605C25"/>
   </w:style>
   <w:style w:type="paragraph" w:customStyle="1" w:styleId="01B8053722134568AC3B9A6CBF5C8051">
     <w:name w:val="01B8053722134568AC3B9A6CBF5C8051"/>
@@ -6376,6 +7525,10 @@
   <w:style w:type="paragraph" w:customStyle="1" w:styleId="154DBF0B8BCE4AD2B8282BFB2F773B39">
     <w:name w:val="154DBF0B8BCE4AD2B8282BFB2F773B39"/>
     <w:rsid w:val="0071480A"/>
+  </w:style>
+  <w:style w:type="paragraph" w:customStyle="1" w:styleId="83C8734E7E6842A3A3ACF577590886EF">
+    <w:name w:val="83C8734E7E6842A3A3ACF577590886EF"/>
+    <w:rsid w:val="00605C25"/>
   </w:style>
 </w:styles>
 </file>
